--- a/Paper Implementation/Manuscript-OCT_CNN_SE_Analytical-V2.docx
+++ b/Paper Implementation/Manuscript-OCT_CNN_SE_Analytical-V2.docx
@@ -1,6 +1,6 @@
 
 <file path=word/document.xml><?xml version="1.0" encoding="utf-8"?>
-<w:document xmlns:ve="http://schemas.openxmlformats.org/markup-compatibility/2006" xmlns:o="urn:schemas-microsoft-com:office:office" xmlns:r="http://schemas.openxmlformats.org/officeDocument/2006/relationships" xmlns:m="http://schemas.openxmlformats.org/officeDocument/2006/math" xmlns:v="urn:schemas-microsoft-com:vml" xmlns:wp="http://schemas.openxmlformats.org/drawingml/2006/wordprocessingDrawing" xmlns:w10="urn:schemas-microsoft-com:office:word" xmlns:w="http://schemas.openxmlformats.org/wordprocessingml/2006/main" xmlns:wne="http://schemas.microsoft.com/office/word/2006/wordml">
+<w:document xmlns:wpc="http://schemas.microsoft.com/office/word/2010/wordprocessingCanvas" xmlns:cx="http://schemas.microsoft.com/office/drawing/2014/chartex" xmlns:cx1="http://schemas.microsoft.com/office/drawing/2015/9/8/chartex" xmlns:cx2="http://schemas.microsoft.com/office/drawing/2015/10/21/chartex" xmlns:cx3="http://schemas.microsoft.com/office/drawing/2016/5/9/chartex" xmlns:cx4="http://schemas.microsoft.com/office/drawing/2016/5/10/chartex" xmlns:cx5="http://schemas.microsoft.com/office/drawing/2016/5/11/chartex" xmlns:cx6="http://schemas.microsoft.com/office/drawing/2016/5/12/chartex" xmlns:cx7="http://schemas.microsoft.com/office/drawing/2016/5/13/chartex" xmlns:cx8="http://schemas.microsoft.com/office/drawing/2016/5/14/chartex" xmlns:mc="http://schemas.openxmlformats.org/markup-compatibility/2006" xmlns:aink="http://schemas.microsoft.com/office/drawing/2016/ink" xmlns:am3d="http://schemas.microsoft.com/office/drawing/2017/model3d" xmlns:o="urn:schemas-microsoft-com:office:office" xmlns:oel="http://schemas.microsoft.com/office/2019/extlst" xmlns:r="http://schemas.openxmlformats.org/officeDocument/2006/relationships" xmlns:m="http://schemas.openxmlformats.org/officeDocument/2006/math" xmlns:v="urn:schemas-microsoft-com:vml" xmlns:wp14="http://schemas.microsoft.com/office/word/2010/wordprocessingDrawing" xmlns:wp="http://schemas.openxmlformats.org/drawingml/2006/wordprocessingDrawing" xmlns:w10="urn:schemas-microsoft-com:office:word" xmlns:w="http://schemas.openxmlformats.org/wordprocessingml/2006/main" xmlns:w14="http://schemas.microsoft.com/office/word/2010/wordml" xmlns:w15="http://schemas.microsoft.com/office/word/2012/wordml" xmlns:w16cex="http://schemas.microsoft.com/office/word/2018/wordml/cex" xmlns:w16cid="http://schemas.microsoft.com/office/word/2016/wordml/cid" xmlns:w16="http://schemas.microsoft.com/office/word/2018/wordml" xmlns:w16sdtdh="http://schemas.microsoft.com/office/word/2020/wordml/sdtdatahash" xmlns:w16se="http://schemas.microsoft.com/office/word/2015/wordml/symex" xmlns:wpg="http://schemas.microsoft.com/office/word/2010/wordprocessingGroup" xmlns:wpi="http://schemas.microsoft.com/office/word/2010/wordprocessingInk" xmlns:wne="http://schemas.microsoft.com/office/word/2006/wordml" xmlns:wps="http://schemas.microsoft.com/office/word/2010/wordprocessingShape" mc:Ignorable="w14 w15 w16se w16cid w16 w16cex w16sdtdh wp14">
   <w:body>
     <w:p>
       <w:pPr>
@@ -11,7 +11,23 @@
           <w:b/>
           <w:sz w:val="30"/>
         </w:rPr>
-        <w:t>Beyond Accuracy: An Analytical Evaluation of Cross-Dataset Generalisation in Retinal OCT Classification Using a CNN–SE Model</w:t>
+        <w:t xml:space="preserve">Beyond Accuracy: An Analytical Evaluation of Cross-Dataset </w:t>
+      </w:r>
+      <w:proofErr w:type="spellStart"/>
+      <w:r>
+        <w:rPr>
+          <w:b/>
+          <w:sz w:val="30"/>
+        </w:rPr>
+        <w:t>Generalisation</w:t>
+      </w:r>
+      <w:proofErr w:type="spellEnd"/>
+      <w:r>
+        <w:rPr>
+          <w:b/>
+          <w:sz w:val="30"/>
+        </w:rPr>
+        <w:t xml:space="preserve"> in Retinal OCT Classification Using a CNN–SE Model</w:t>
       </w:r>
     </w:p>
     <w:p/>
@@ -35,7 +51,15 @@
         <w:jc w:val="both"/>
       </w:pPr>
       <w:r>
-        <w:t>Deep-learning systems for retinal optical coherence tomography (OCT) classification often report high accuracy on benchmark datasets. However, a high score on a single test set does not by itself establish reliable generalisation, well-calibrated confidence, or readiness for clinical use. This study presents an analytical evaluation of a CNN with Squeeze-and-Excitation (CNN–SE) blocks trained on the eight-class OCT-C8 dataset and evaluated on a four-class OCT2017 test set without fine-tuning. The evaluation contains 968 images, with 242 images in each target class. The model correctly classified 962 images, achieving 99.38% accuracy, a macro F1-score of 99.38%, and a macro one-versus-rest ROC-AUC of 0.99992. Across five independent training seeds, the mean accuracy is 99.28% (standard deviation 0.10 percentage points), with a range of 99.17%–99.38%. An additional analysis of per-image predictions found 15 images misclassified by at least one seed, while one image was misclassified in all five runs. Predicted labels differed across seeds for 14 images. The six errors in the primary model evaluation are examined by class and confidence. Calibration results show a low expected calibration error of 0.0246, but a maximum calibration error of 0.2485 in a sparsely populated confidence bin. The computational benchmark indicates a compact parameter count, though the proposed model requires a higher FLOP count than the three compared mobile architectures. The results demonstrate high classification accuracy on the evaluated external test set, while also identifying limits in the breadth of external validation, confidence reliability, computational benchmarking, and clinical interpretation.</w:t>
+        <w:t xml:space="preserve">Deep-learning systems for retinal optical coherence tomography (OCT) classification often report high accuracy on benchmark datasets. However, a high score on a single test set does not by itself establish reliable </w:t>
+      </w:r>
+      <w:proofErr w:type="spellStart"/>
+      <w:r>
+        <w:t>generalisation</w:t>
+      </w:r>
+      <w:proofErr w:type="spellEnd"/>
+      <w:r>
+        <w:t>, well-calibrated confidence, or readiness for clinical use. This study presents an analytical evaluation of a CNN with Squeeze-and-Excitation (CNN–SE) blocks trained on the eight-class OCT-C8 dataset and evaluated on a four-class OCT2017 test set without fine-tuning. The evaluation contains 968 images, with 242 images in each target class. The model correctly classified 962 images, achieving 99.38% accuracy, a macro F1-score of 99.38%, and a macro one-versus-rest ROC-AUC of 0.99992. Across five independent training seeds, the mean accuracy is 99.28% (standard deviation 0.10 percentage points), with a range of 99.17%–99.38%. An additional analysis of per-image predictions found 15 images misclassified by at least one seed, while one image was misclassified in all five runs. Predicted labels differed across seeds for 14 images. The six errors in the primary model evaluation are examined by class and confidence. Calibration results show a low expected calibration error of 0.0246, but a maximum calibration error of 0.2485 in a sparsely populated confidence bin. The computational benchmark indicates a compact parameter count, though the proposed model requires a higher FLOP count than the three compared mobile architectures. The results demonstrate high classification accuracy on the evaluated external test set, while also identifying limits in the breadth of external validation, confidence reliability, computational benchmarking, and clinical interpretation.</w:t>
       </w:r>
       <w:r>
         <w:t xml:space="preserve"> </w:t>
@@ -46,7 +70,15 @@
         <w:jc w:val="both"/>
       </w:pPr>
       <w:r>
-        <w:t>Keywords: optical coherence tomography; retinal disease classification; cross-dataset generalisation; Squeeze-and-Excitation; calibration; error analysis; reproducibility</w:t>
+        <w:t xml:space="preserve">Keywords: optical coherence tomography; retinal disease classification; cross-dataset </w:t>
+      </w:r>
+      <w:proofErr w:type="spellStart"/>
+      <w:r>
+        <w:t>generalisation</w:t>
+      </w:r>
+      <w:proofErr w:type="spellEnd"/>
+      <w:r>
+        <w:t>; Squeeze-and-Excitation; calibration; error analysis; reproducibility</w:t>
       </w:r>
     </w:p>
     <w:p>
@@ -68,7 +100,21 @@
         <w:jc w:val="both"/>
       </w:pPr>
       <w:r>
-        <w:t xml:space="preserve">Optical coherence tomography provides cross-sectional images of retinal structures and is widely used in the assessment of retinal disorders. Deep-learning methods have been applied to classify OCT images into disease categories. The OCT2017 benchmark popularised the use of large-scale OCT images for distinguishing choroidal neovascularisation (CNV), diabetic macular oedema (DME), drusen, and normal scans </w:t>
+        <w:t xml:space="preserve">Optical coherence tomography provides cross-sectional images of retinal structures and is widely used in the assessment of retinal disorders. Deep-learning methods have been applied to classify OCT images into disease categories. The OCT2017 benchmark </w:t>
+      </w:r>
+      <w:r>
+        <w:t>popularized</w:t>
+      </w:r>
+      <w:r>
+        <w:t xml:space="preserve"> the use of large-scale OCT images for distinguishing choroidal </w:t>
+      </w:r>
+      <w:proofErr w:type="spellStart"/>
+      <w:r>
+        <w:t>neovascularisation</w:t>
+      </w:r>
+      <w:proofErr w:type="spellEnd"/>
+      <w:r>
+        <w:t xml:space="preserve"> (CNV), diabetic macular oedema (DME), drusen, and normal scans </w:t>
       </w:r>
       <w:r>
         <w:fldChar w:fldCharType="begin"/>
@@ -139,7 +185,15 @@
         <w:jc w:val="both"/>
       </w:pPr>
       <w:r>
-        <w:t xml:space="preserve">The related study by Dave, Domadiya, and Patel introduced a lightweight CNN–SE architecture for OCT classification and reported cross-dataset testing from OCT-C8 to OCT2017 </w:t>
+        <w:t xml:space="preserve">The related study by Dave, </w:t>
+      </w:r>
+      <w:proofErr w:type="spellStart"/>
+      <w:r>
+        <w:t>Domadiya</w:t>
+      </w:r>
+      <w:proofErr w:type="spellEnd"/>
+      <w:r>
+        <w:t xml:space="preserve">, and Patel introduced a lightweight CNN–SE architecture for OCT classification and reported cross-dataset testing from OCT-C8 to OCT2017 </w:t>
       </w:r>
       <w:r>
         <w:fldChar w:fldCharType="begin"/>
@@ -163,7 +217,23 @@
         <w:t xml:space="preserve">. </w:t>
       </w:r>
       <w:r>
-        <w:t>In this study, we evaluate a lightweight CNN–SE architecture for OCT classification to assess its cross-dataset generalisation from OCT-C8 to OCT2017. Rather than solely reporting top-line metrics, we analyse repeated-seed variation, class-wise errors, calibration, and computational measurements. We use these results to identify what can and cannot be conc</w:t>
+        <w:t xml:space="preserve">In this study, we evaluate a lightweight CNN–SE architecture for OCT classification to assess its cross-dataset </w:t>
+      </w:r>
+      <w:proofErr w:type="spellStart"/>
+      <w:r>
+        <w:t>generalisation</w:t>
+      </w:r>
+      <w:proofErr w:type="spellEnd"/>
+      <w:r>
+        <w:t xml:space="preserve"> from OCT-C8 to OCT2017. Rather than solely reporting top-line metrics, we </w:t>
+      </w:r>
+      <w:proofErr w:type="spellStart"/>
+      <w:r>
+        <w:t>analyse</w:t>
+      </w:r>
+      <w:proofErr w:type="spellEnd"/>
+      <w:r>
+        <w:t xml:space="preserve"> repeated-seed variation, class-wise errors, calibration, and computational measurements. We use these results to identify what can and cannot be conc</w:t>
       </w:r>
       <w:r>
         <w:t>luded from the current evidence</w:t>
@@ -237,7 +307,21 @@
         <w:rPr>
           <w:rFonts w:asciiTheme="minorHAnsi" w:hAnsiTheme="minorHAnsi" w:cstheme="minorHAnsi"/>
         </w:rPr>
-        <w:t>Which additional evaluations would provide the strongest evidence for generalisation and potential clinical relevance?</w:t>
+        <w:t xml:space="preserve">Which additional evaluations would provide the strongest evidence for </w:t>
+      </w:r>
+      <w:proofErr w:type="spellStart"/>
+      <w:r>
+        <w:rPr>
+          <w:rFonts w:asciiTheme="minorHAnsi" w:hAnsiTheme="minorHAnsi" w:cstheme="minorHAnsi"/>
+        </w:rPr>
+        <w:t>generalisation</w:t>
+      </w:r>
+      <w:proofErr w:type="spellEnd"/>
+      <w:r>
+        <w:rPr>
+          <w:rFonts w:asciiTheme="minorHAnsi" w:hAnsiTheme="minorHAnsi" w:cstheme="minorHAnsi"/>
+        </w:rPr>
+        <w:t xml:space="preserve"> and potential clinical relevance?</w:t>
       </w:r>
     </w:p>
     <w:p>
@@ -285,8 +369,13 @@
       <w:pPr>
         <w:jc w:val="both"/>
       </w:pPr>
-      <w:r>
-        <w:t xml:space="preserve">Kermany et al. demonstrated the use of deep learning for medical diagnosis from retinal OCT images and provided a widely used four-class OCT benchmark </w:t>
+      <w:proofErr w:type="spellStart"/>
+      <w:r>
+        <w:t>Kermany</w:t>
+      </w:r>
+      <w:proofErr w:type="spellEnd"/>
+      <w:r>
+        <w:t xml:space="preserve"> et al. demonstrated the use of deep learning for medical diagnosis from retinal OCT images and provided a widely used four-class OCT benchmark </w:t>
       </w:r>
       <w:r>
         <w:fldChar w:fldCharType="begin"/>
@@ -441,7 +530,15 @@
       </w:r>
       <w:r>
         <w:lastRenderedPageBreak/>
-        <w:t>manuscript separates the single-model result from repeated-seed results, reports the evaluated sample and class mapping, and avoids interpreting one test set as proof of broad clinical generalisation.</w:t>
+        <w:t xml:space="preserve">manuscript separates the single-model result from repeated-seed results, reports the evaluated sample and class mapping, and avoids interpreting one test set as proof of broad clinical </w:t>
+      </w:r>
+      <w:proofErr w:type="spellStart"/>
+      <w:r>
+        <w:t>generalisation</w:t>
+      </w:r>
+      <w:proofErr w:type="spellEnd"/>
+      <w:r>
+        <w:t>.</w:t>
       </w:r>
     </w:p>
     <w:p>
@@ -488,7 +585,15 @@
         <w:fldChar w:fldCharType="end"/>
       </w:r>
       <w:r>
-        <w:t xml:space="preserve"> report 99.90% accuracy on the same 968-image Kermany OCT2017 Version 2 test split and include duplicate-image checking, calibration, perturbation robustness, uncertainty, interpretability, and statistical analyses. </w:t>
+        <w:t xml:space="preserve"> report 99.90% accuracy on the same 968-image </w:t>
+      </w:r>
+      <w:proofErr w:type="spellStart"/>
+      <w:r>
+        <w:t>Kermany</w:t>
+      </w:r>
+      <w:proofErr w:type="spellEnd"/>
+      <w:r>
+        <w:t xml:space="preserve"> OCT2017 Version 2 test split and include duplicate-image checking, calibration, perturbation robustness, uncertainty, interpretability, and statistical analyses. </w:t>
       </w:r>
       <w:r>
         <w:t>Their findings provide valuable context regarding performance on this test split; however, differences in model architecture, preprocessing, and output restriction preclude a direct head-to-head comparison with our model.</w:t>
@@ -538,7 +643,23 @@
         <w:jc w:val="both"/>
       </w:pPr>
       <w:r>
-        <w:t>The model was developed in a Python environment, utilizing standard deep-learning frameworks for training and validation. To rigorously assess cross-dataset generalisation, model weights were frozen after training on the primary dataset. The evaluation pipeline systematically generated predictions and confidence probabilities for the external dataset across multiple initialisation seeds, ensuring all reported metrics reflect the model's uncalibrated, zero-shot transfer capabilities.</w:t>
+        <w:t xml:space="preserve">The model was developed in a Python environment, utilizing standard deep-learning frameworks for training and validation. To rigorously assess cross-dataset </w:t>
+      </w:r>
+      <w:proofErr w:type="spellStart"/>
+      <w:r>
+        <w:t>generalisation</w:t>
+      </w:r>
+      <w:proofErr w:type="spellEnd"/>
+      <w:r>
+        <w:t xml:space="preserve">, model weights were frozen after training on the primary dataset. The evaluation pipeline systematically generated predictions and confidence probabilities for the external dataset across multiple </w:t>
+      </w:r>
+      <w:proofErr w:type="spellStart"/>
+      <w:r>
+        <w:t>initialisation</w:t>
+      </w:r>
+      <w:proofErr w:type="spellEnd"/>
+      <w:r>
+        <w:t xml:space="preserve"> seeds, ensuring all reported metrics reflect the model's uncalibrated, zero-shot transfer capabilities.</w:t>
       </w:r>
     </w:p>
     <w:p>
@@ -567,15 +688,47 @@
         <w:t xml:space="preserve">N, MH, and NORMAL. It </w:t>
       </w:r>
       <w:r>
-        <w:t xml:space="preserve">specifies an input size of 224 × 224 pixels, a batch size of 32, a maximum of 60 epochs, AdamW with a learning rate of 3 × 10⁻⁴ and weight decay of 10⁻⁴, label smoothing of 0.05, dropout of 0.30, and an SE reduction ratio of 4. Early stopping and best-validation checkpoint selection are implemented. </w:t>
-      </w:r>
-    </w:p>
-    <w:p>
-      <w:pPr>
-        <w:jc w:val="both"/>
-      </w:pPr>
-      <w:r>
-        <w:t>The model is a custom CNN with four convolutional blocks. Each block contains two 3 × 3 convolutional layers, batch normalisation, ReLU activations, an SE block, and max pooling. The architecture then uses global average pooling and a softmax classification head. Preprocessing includes grayscale loading, median filtering, CLAHE contrast enhancement, aspect-ratio-preserving resize with padding, scaling to [0,1], and replication to three channels. Mild geometric and intensity augmentation is applied only during training</w:t>
+        <w:t xml:space="preserve">specifies an input size of 224 × 224 pixels, a batch size of 32, a maximum of 60 epochs, </w:t>
+      </w:r>
+      <w:proofErr w:type="spellStart"/>
+      <w:r>
+        <w:t>AdamW</w:t>
+      </w:r>
+      <w:proofErr w:type="spellEnd"/>
+      <w:r>
+        <w:t xml:space="preserve"> with a learning rate of 3 × 10⁻⁴ and weight decay of 10⁻⁴, label smoothing of 0.05, dropout of 0.30, and an SE reduction ratio of 4. Early stopping and best-validation checkpoint selection are implemented. </w:t>
+      </w:r>
+    </w:p>
+    <w:p>
+      <w:pPr>
+        <w:jc w:val="both"/>
+      </w:pPr>
+      <w:r>
+        <w:t xml:space="preserve">The model is a custom CNN with four convolutional blocks. Each block contains two 3 × 3 convolutional layers, batch </w:t>
+      </w:r>
+      <w:proofErr w:type="spellStart"/>
+      <w:r>
+        <w:t>normalisation</w:t>
+      </w:r>
+      <w:proofErr w:type="spellEnd"/>
+      <w:r>
+        <w:t xml:space="preserve">, </w:t>
+      </w:r>
+      <w:proofErr w:type="spellStart"/>
+      <w:r>
+        <w:t>ReLU</w:t>
+      </w:r>
+      <w:proofErr w:type="spellEnd"/>
+      <w:r>
+        <w:t xml:space="preserve"> activations, an SE block, and max pooling. The architecture then uses global average pooling and a </w:t>
+      </w:r>
+      <w:proofErr w:type="spellStart"/>
+      <w:r>
+        <w:t>softmax</w:t>
+      </w:r>
+      <w:proofErr w:type="spellEnd"/>
+      <w:r>
+        <w:t xml:space="preserve"> classification head. Preprocessing includes grayscale loading, median filtering, CLAHE contrast enhancement, aspect-ratio-preserving resize with padding, scaling to [0,1], and replication to three channels. Mild geometric and intensity augmentation is applied only during training</w:t>
       </w:r>
       <w:r>
         <w:t>.</w:t>
@@ -601,7 +754,15 @@
         <w:jc w:val="both"/>
       </w:pPr>
       <w:r>
-        <w:t>The external evaluation uses 968 OCT2017 images. The four evaluated classes are CNV, DME, DRUSEN, and NORMAL, with 242 images per class. The model has eight output classes. The evaluation selects the four corresponding outputs and renormalises the selected probabilities before four-class prediction. The output indices recorded in the configuration are 1, 3, 5, and 7. No training or fine-tuning is performed during this external evaluation</w:t>
+        <w:t xml:space="preserve">The external evaluation uses 968 OCT2017 images. The four evaluated classes are CNV, DME, DRUSEN, and NORMAL, with 242 images per class. The model has eight output classes. The evaluation selects the four corresponding outputs and </w:t>
+      </w:r>
+      <w:proofErr w:type="spellStart"/>
+      <w:r>
+        <w:t>renormalises</w:t>
+      </w:r>
+      <w:proofErr w:type="spellEnd"/>
+      <w:r>
+        <w:t xml:space="preserve"> the selected probabilities before four-class prediction. The output indices recorded in the configuration are 1, 3, 5, and 7. No training or fine-tuning is performed during this external evaluation</w:t>
       </w:r>
       <w:r>
         <w:t>.</w:t>
@@ -636,7 +797,15 @@
         <w:jc w:val="both"/>
       </w:pPr>
       <w:r>
-        <w:t>The outputs report accuracy, macro and weighted precision, recall and F1-score, macro one-versus-rest ROC-AUC, Matthews correlation coefficient (MCC), Cohen's kappa, and a Wilson confidence interval for accuracy. We also computed bootstrap confidence intervals for macro F1 and macro ROC-AUC. Calibration is summarised using expected calibration error (ECE), maximum calibration error (MCE), and the multiclass Brier score</w:t>
+        <w:t xml:space="preserve">The outputs report accuracy, macro and weighted precision, recall and F1-score, macro one-versus-rest ROC-AUC, Matthews correlation coefficient (MCC), Cohen's kappa, and a Wilson confidence interval for accuracy. We also computed bootstrap confidence intervals for macro F1 and macro ROC-AUC. Calibration is </w:t>
+      </w:r>
+      <w:proofErr w:type="spellStart"/>
+      <w:r>
+        <w:t>summarised</w:t>
+      </w:r>
+      <w:proofErr w:type="spellEnd"/>
+      <w:r>
+        <w:t xml:space="preserve"> using expected calibration error (ECE), maximum calibration error (MCE), and the multiclass Brier score</w:t>
       </w:r>
       <w:r>
         <w:t xml:space="preserve"> </w:t>
@@ -756,7 +925,7 @@
         <w:tblStyle w:val="TableGrid"/>
         <w:tblW w:w="0" w:type="auto"/>
         <w:jc w:val="center"/>
-        <w:tblLook w:val="04A0"/>
+        <w:tblLook w:val="04A0" w:firstRow="1" w:lastRow="0" w:firstColumn="1" w:lastColumn="0" w:noHBand="0" w:noVBand="1"/>
       </w:tblPr>
       <w:tblGrid>
         <w:gridCol w:w="4791"/>
@@ -1038,7 +1207,15 @@
               <w:jc w:val="both"/>
             </w:pPr>
             <w:r>
-              <w:t>Macro ROC-AUC (OvR)</w:t>
+              <w:t>Macro ROC-AUC (</w:t>
+            </w:r>
+            <w:proofErr w:type="spellStart"/>
+            <w:r>
+              <w:t>OvR</w:t>
+            </w:r>
+            <w:proofErr w:type="spellEnd"/>
+            <w:r>
+              <w:t>)</w:t>
             </w:r>
           </w:p>
         </w:tc>
@@ -1137,7 +1314,15 @@
         <w:jc w:val="both"/>
       </w:pPr>
       <w:r>
-        <w:t>These results indicate high discrimination on the evaluated test subset. They do not establish generalisation to other external cohorts. The confidence interval describes sampling uncertainty under the assumptions of the interval calculation. It does not account for dataset shift or selection bias.</w:t>
+        <w:t xml:space="preserve">These results indicate high discrimination on the evaluated test subset. They do not establish </w:t>
+      </w:r>
+      <w:proofErr w:type="spellStart"/>
+      <w:r>
+        <w:t>generalisation</w:t>
+      </w:r>
+      <w:proofErr w:type="spellEnd"/>
+      <w:r>
+        <w:t xml:space="preserve"> to other external cohorts. The confidence interval describes sampling uncertainty under the assumptions of the interval calculation. It does not account for dataset shift or selection bias.</w:t>
       </w:r>
     </w:p>
     <w:p>
@@ -1150,7 +1335,7 @@
         </w:rPr>
         <w:lastRenderedPageBreak/>
         <w:drawing>
-          <wp:inline distT="0" distB="0" distL="0" distR="0">
+          <wp:inline distT="0" distB="0" distL="0" distR="0" wp14:anchorId="5ACD76B9" wp14:editId="17508069">
             <wp:extent cx="5303520" cy="4623237"/>
             <wp:effectExtent l="0" t="0" r="0" b="0"/>
             <wp:docPr id="2" name="Picture 2"/>
@@ -1243,7 +1428,7 @@
         <w:tblStyle w:val="TableGrid"/>
         <w:tblW w:w="0" w:type="auto"/>
         <w:jc w:val="center"/>
-        <w:tblLook w:val="04A0"/>
+        <w:tblLook w:val="04A0" w:firstRow="1" w:lastRow="0" w:firstColumn="1" w:lastColumn="0" w:noHBand="0" w:noVBand="1"/>
       </w:tblPr>
       <w:tblGrid>
         <w:gridCol w:w="1603"/>
@@ -1711,7 +1896,7 @@
         </w:rPr>
         <w:lastRenderedPageBreak/>
         <w:drawing>
-          <wp:inline distT="0" distB="0" distL="0" distR="0">
+          <wp:inline distT="0" distB="0" distL="0" distR="0" wp14:anchorId="065AF086" wp14:editId="69C9F6E1">
             <wp:extent cx="5303520" cy="4767077"/>
             <wp:effectExtent l="0" t="0" r="0" b="0"/>
             <wp:docPr id="1" name="Picture 1"/>
@@ -1795,7 +1980,7 @@
         <w:tblStyle w:val="TableGrid"/>
         <w:tblW w:w="0" w:type="auto"/>
         <w:jc w:val="center"/>
-        <w:tblLook w:val="04A0"/>
+        <w:tblLook w:val="04A0" w:firstRow="1" w:lastRow="0" w:firstColumn="1" w:lastColumn="0" w:noHBand="0" w:noVBand="1"/>
       </w:tblPr>
       <w:tblGrid>
         <w:gridCol w:w="1931"/>
@@ -2180,7 +2365,15 @@
         <w:jc w:val="both"/>
       </w:pPr>
       <w:r>
-        <w:t>All 242 CNV images were classified correctly. The DME class had three errors: two were classified as CNV and one as DRUSEN. The DRUSEN class had two errors, both classified as CNV. One NORMAL image was classified as DRUSEN. The small number of errors supports detailed qualitative review, but six examples are insufficient to characterise the full range of clinically relevant failure modes.</w:t>
+        <w:t xml:space="preserve">All 242 CNV images were classified correctly. The DME class had three errors: two were classified as CNV and one as DRUSEN. The DRUSEN class had two errors, both classified as CNV. One NORMAL image was classified as DRUSEN. The small number of errors supports detailed qualitative review, but six examples are insufficient to </w:t>
+      </w:r>
+      <w:proofErr w:type="spellStart"/>
+      <w:r>
+        <w:t>characterise</w:t>
+      </w:r>
+      <w:proofErr w:type="spellEnd"/>
+      <w:r>
+        <w:t xml:space="preserve"> the full range of clinically relevant failure modes.</w:t>
       </w:r>
     </w:p>
     <w:p>
@@ -2263,7 +2456,7 @@
       <w:tblPr>
         <w:tblStyle w:val="TableGrid"/>
         <w:tblW w:w="0" w:type="auto"/>
-        <w:tblLook w:val="04A0"/>
+        <w:tblLook w:val="04A0" w:firstRow="1" w:lastRow="0" w:firstColumn="1" w:lastColumn="0" w:noHBand="0" w:noVBand="1"/>
       </w:tblPr>
       <w:tblGrid>
         <w:gridCol w:w="3187"/>
@@ -2522,7 +2715,15 @@
         <w:jc w:val="both"/>
       </w:pPr>
       <w:r>
-        <w:t>Across all runs, 953 images were classified correctly by every seed. The remaining 15 images account for all seed-level errors, although not every one was misclassified in every run</w:t>
+        <w:t xml:space="preserve">Across all runs, 953 images were classified correctly by every seed. The remaining 15 images account for all seed-level errors, although not </w:t>
+      </w:r>
+      <w:proofErr w:type="spellStart"/>
+      <w:r>
+        <w:t>every one</w:t>
+      </w:r>
+      <w:proofErr w:type="spellEnd"/>
+      <w:r>
+        <w:t xml:space="preserve"> was misclassified in every run</w:t>
       </w:r>
       <w:r>
         <w:t>.</w:t>
@@ -2564,7 +2765,7 @@
         </w:rPr>
         <w:lastRenderedPageBreak/>
         <w:drawing>
-          <wp:inline distT="0" distB="0" distL="0" distR="0">
+          <wp:inline distT="0" distB="0" distL="0" distR="0" wp14:anchorId="04110A68" wp14:editId="1CC8E424">
             <wp:extent cx="5669280" cy="6259687"/>
             <wp:effectExtent l="0" t="0" r="0" b="0"/>
             <wp:docPr id="3" name="Picture 3"/>
@@ -2653,7 +2854,7 @@
           <w:noProof/>
         </w:rPr>
         <w:drawing>
-          <wp:inline distT="0" distB="0" distL="0" distR="0">
+          <wp:inline distT="0" distB="0" distL="0" distR="0" wp14:anchorId="61E500EF" wp14:editId="2961B215">
             <wp:extent cx="5303520" cy="4623237"/>
             <wp:effectExtent l="0" t="0" r="0" b="0"/>
             <wp:docPr id="4" name="Picture 4"/>
@@ -2708,7 +2909,15 @@
         <w:jc w:val="both"/>
       </w:pPr>
       <w:r>
-        <w:t>A detailed breakdown of the model's confidence distribution is provided in Table 5, which groups predictions into discrete bins to highlight specific ranges where the model becomes miscalibrated.</w:t>
+        <w:t xml:space="preserve">A detailed breakdown of the model's confidence distribution is provided in Table 5, which groups predictions into discrete bins to highlight specific ranges where the model becomes </w:t>
+      </w:r>
+      <w:proofErr w:type="spellStart"/>
+      <w:r>
+        <w:t>miscalibrated</w:t>
+      </w:r>
+      <w:proofErr w:type="spellEnd"/>
+      <w:r>
+        <w:t>.</w:t>
       </w:r>
     </w:p>
     <w:p>
@@ -2731,7 +2940,7 @@
         <w:tblStyle w:val="TableGrid"/>
         <w:tblW w:w="0" w:type="auto"/>
         <w:jc w:val="center"/>
-        <w:tblLook w:val="04A0"/>
+        <w:tblLook w:val="04A0" w:firstRow="1" w:lastRow="0" w:firstColumn="1" w:lastColumn="0" w:noHBand="0" w:noVBand="1"/>
       </w:tblPr>
       <w:tblGrid>
         <w:gridCol w:w="1928"/>
@@ -3327,7 +3536,15 @@
         <w:fldChar w:fldCharType="end"/>
       </w:r>
       <w:r>
-        <w:t xml:space="preserve">, and NASNetMobile </w:t>
+        <w:t xml:space="preserve">, and </w:t>
+      </w:r>
+      <w:proofErr w:type="spellStart"/>
+      <w:r>
+        <w:t>NASNetMobile</w:t>
+      </w:r>
+      <w:proofErr w:type="spellEnd"/>
+      <w:r>
+        <w:t xml:space="preserve"> </w:t>
       </w:r>
       <w:r>
         <w:fldChar w:fldCharType="begin"/>
@@ -3374,7 +3591,7 @@
         <w:tblStyle w:val="TableGrid"/>
         <w:tblW w:w="0" w:type="auto"/>
         <w:jc w:val="center"/>
-        <w:tblLook w:val="04A0"/>
+        <w:tblLook w:val="04A0" w:firstRow="1" w:lastRow="0" w:firstColumn="1" w:lastColumn="0" w:noHBand="0" w:noVBand="1"/>
       </w:tblPr>
       <w:tblGrid>
         <w:gridCol w:w="1543"/>
@@ -3451,7 +3668,23 @@
               <w:jc w:val="both"/>
             </w:pPr>
             <w:r>
-              <w:t>Latency (ms/img)</w:t>
+              <w:t>Latency (</w:t>
+            </w:r>
+            <w:proofErr w:type="spellStart"/>
+            <w:r>
+              <w:t>ms</w:t>
+            </w:r>
+            <w:proofErr w:type="spellEnd"/>
+            <w:r>
+              <w:t>/</w:t>
+            </w:r>
+            <w:proofErr w:type="spellStart"/>
+            <w:r>
+              <w:t>img</w:t>
+            </w:r>
+            <w:proofErr w:type="spellEnd"/>
+            <w:r>
+              <w:t>)</w:t>
             </w:r>
           </w:p>
         </w:tc>
@@ -3464,7 +3697,15 @@
               <w:jc w:val="both"/>
             </w:pPr>
             <w:r>
-              <w:t>Throughput (img/s)</w:t>
+              <w:t>Throughput (</w:t>
+            </w:r>
+            <w:proofErr w:type="spellStart"/>
+            <w:r>
+              <w:t>img</w:t>
+            </w:r>
+            <w:proofErr w:type="spellEnd"/>
+            <w:r>
+              <w:t>/s)</w:t>
             </w:r>
           </w:p>
         </w:tc>
@@ -3850,9 +4091,11 @@
             <w:pPr>
               <w:jc w:val="both"/>
             </w:pPr>
+            <w:proofErr w:type="spellStart"/>
             <w:r>
               <w:t>NASNetMobile</w:t>
             </w:r>
+            <w:proofErr w:type="spellEnd"/>
           </w:p>
         </w:tc>
         <w:tc>
@@ -3994,7 +4237,15 @@
         <w:jc w:val="both"/>
       </w:pPr>
       <w:r>
-        <w:t>The results do not establish generalisation across hospitals, scanners, countries, patient demographics, or clinical workflows. The test set is one external dataset source, and repeated seeds reuse that same set. The class mapping also restricts evaluation to four of the model's eight output classes. The study does not include a controlled ablation to quantify the independent contribution of SE blocks, CLAHE, denoising, or augmentation. It does not establish clinical utility, improved patient outcomes, or suitability for autonomous diagnosis</w:t>
+        <w:t xml:space="preserve">The results do not establish </w:t>
+      </w:r>
+      <w:proofErr w:type="spellStart"/>
+      <w:r>
+        <w:t>generalisation</w:t>
+      </w:r>
+      <w:proofErr w:type="spellEnd"/>
+      <w:r>
+        <w:t xml:space="preserve"> across hospitals, scanners, countries, patient demographics, or clinical workflows. The test set is one external dataset source, and repeated seeds reuse that same set. The class mapping also restricts evaluation to four of the model's eight output classes. The study does not include a controlled ablation to quantify the independent contribution of SE blocks, CLAHE, denoising, or augmentation. It does not establish clinical utility, improved patient outcomes, or suitability for autonomous diagnosis</w:t>
       </w:r>
       <w:r>
         <w:t>.</w:t>
@@ -4201,7 +4452,15 @@
         <w:jc w:val="both"/>
       </w:pPr>
       <w:r>
-        <w:t>Ablation experiments should compare the full model with variants that remove SE blocks, CLAHE, median filtering, label smoothing, and augmentation, one factor at a time where feasible. The same data splits, seeds, stopping rules, and evaluation metrics should be used. This would clarify whether each design choice contributes to generalisation or whether performance is mainly driven by dataset properties and training choices.</w:t>
+        <w:t xml:space="preserve">Ablation experiments should compare the full model with variants that remove SE blocks, CLAHE, median filtering, label smoothing, and augmentation, one factor at a time where feasible. The same data splits, seeds, stopping rules, and evaluation metrics should be used. This would clarify whether each design choice contributes to </w:t>
+      </w:r>
+      <w:proofErr w:type="spellStart"/>
+      <w:r>
+        <w:t>generalisation</w:t>
+      </w:r>
+      <w:proofErr w:type="spellEnd"/>
+      <w:r>
+        <w:t xml:space="preserve"> or whether performance is mainly driven by dataset properties and training choices.</w:t>
       </w:r>
     </w:p>
     <w:p>
@@ -4248,7 +4507,15 @@
         <w:fldChar w:fldCharType="end"/>
       </w:r>
       <w:r>
-        <w:t xml:space="preserve">. Selective prediction could also be studied: cases with low confidence or high uncertainty may be referred for human review rather than assigned a definitive automated label. Before any new training, the existing five-seed prediction files can also be analysed to determine whether errors recur across seeds, how often class probabilities change for the same image, </w:t>
+        <w:t xml:space="preserve">. Selective prediction could also be studied: cases with low confidence or high uncertainty may be referred for human review rather than assigned a definitive automated label. Before any new training, the existing five-seed prediction files can also be </w:t>
+      </w:r>
+      <w:proofErr w:type="spellStart"/>
+      <w:r>
+        <w:t>analysed</w:t>
+      </w:r>
+      <w:proofErr w:type="spellEnd"/>
+      <w:r>
+        <w:t xml:space="preserve"> to determine whether errors recur across seeds, how often class probabilities change for the same image, </w:t>
       </w:r>
       <w:r>
         <w:lastRenderedPageBreak/>
@@ -4298,7 +4565,39 @@
         <w:jc w:val="both"/>
       </w:pPr>
       <w:r>
-        <w:t>This analytical study evaluated the cross-dataset generalisation of a CNN–SE model trained on OCT-C8 and tested on a four-class OCT2017 subset. The single-model evaluation achieved 99.38% accuracy on 968 images, while the five-seed mean was 99.28% with a standard deviation of 0.10 percentage points. The results also outline six classification errors, generally high confidence, and calibration behaviour that warrants deeper examination. The computational benchmark indicates a compact parameter count but does not support a claim that the model is superior on every measure of computational efficiency. While the model demonstrates high discrimination on the evaluated test subset, generalisability remains limited by the use of one external source, restricted class mapping, lack of controlled ablation, and incomplete memory benchmarking. Future work must prioritise multi-source external evaluation, domain-shift testing, comprehensive calibration, clinically informed error review, and reproducible computational comparisons</w:t>
+        <w:t xml:space="preserve">This analytical study evaluated the cross-dataset </w:t>
+      </w:r>
+      <w:proofErr w:type="spellStart"/>
+      <w:r>
+        <w:t>generalisation</w:t>
+      </w:r>
+      <w:proofErr w:type="spellEnd"/>
+      <w:r>
+        <w:t xml:space="preserve"> of a CNN–SE model trained on OCT-C8 and tested on a four-class OCT2017 subset. The single-model evaluation achieved 99.38% accuracy on 968 images, while the five-seed mean was 99.28% with a standard deviation of 0.10 percentage points. The results also outline six classification errors, generally high confidence, and calibration </w:t>
+      </w:r>
+      <w:proofErr w:type="spellStart"/>
+      <w:r>
+        <w:t>behaviour</w:t>
+      </w:r>
+      <w:proofErr w:type="spellEnd"/>
+      <w:r>
+        <w:t xml:space="preserve"> that warrants deeper examination. The computational benchmark indicates a compact parameter count but does not support a claim that the model is superior on every measure of computational efficiency. While the model demonstrates high discrimination on the evaluated test subset, </w:t>
+      </w:r>
+      <w:proofErr w:type="spellStart"/>
+      <w:r>
+        <w:t>generalisability</w:t>
+      </w:r>
+      <w:proofErr w:type="spellEnd"/>
+      <w:r>
+        <w:t xml:space="preserve"> remains limited by the use of one external source, restricted class mapping, lack of controlled ablation, and incomplete memory benchmarking. Future work must </w:t>
+      </w:r>
+      <w:proofErr w:type="spellStart"/>
+      <w:r>
+        <w:t>prioritise</w:t>
+      </w:r>
+      <w:proofErr w:type="spellEnd"/>
+      <w:r>
+        <w:t xml:space="preserve"> multi-source external evaluation, domain-shift testing, comprehensive calibration, clinically informed error review, and reproducible computational comparisons</w:t>
       </w:r>
       <w:r>
         <w:t>.</w:t>
@@ -4629,8 +4928,8 @@
 </file>
 
 <file path=word/endnotes.xml><?xml version="1.0" encoding="utf-8"?>
-<w:endnotes xmlns:ve="http://schemas.openxmlformats.org/markup-compatibility/2006" xmlns:o="urn:schemas-microsoft-com:office:office" xmlns:r="http://schemas.openxmlformats.org/officeDocument/2006/relationships" xmlns:m="http://schemas.openxmlformats.org/officeDocument/2006/math" xmlns:v="urn:schemas-microsoft-com:vml" xmlns:wp="http://schemas.openxmlformats.org/drawingml/2006/wordprocessingDrawing" xmlns:w10="urn:schemas-microsoft-com:office:word" xmlns:w="http://schemas.openxmlformats.org/wordprocessingml/2006/main" xmlns:wne="http://schemas.microsoft.com/office/word/2006/wordml">
-  <w:endnote w:type="separator" w:id="0">
+<w:endnotes xmlns:wpc="http://schemas.microsoft.com/office/word/2010/wordprocessingCanvas" xmlns:cx="http://schemas.microsoft.com/office/drawing/2014/chartex" xmlns:cx1="http://schemas.microsoft.com/office/drawing/2015/9/8/chartex" xmlns:cx2="http://schemas.microsoft.com/office/drawing/2015/10/21/chartex" xmlns:cx3="http://schemas.microsoft.com/office/drawing/2016/5/9/chartex" xmlns:cx4="http://schemas.microsoft.com/office/drawing/2016/5/10/chartex" xmlns:cx5="http://schemas.microsoft.com/office/drawing/2016/5/11/chartex" xmlns:cx6="http://schemas.microsoft.com/office/drawing/2016/5/12/chartex" xmlns:cx7="http://schemas.microsoft.com/office/drawing/2016/5/13/chartex" xmlns:cx8="http://schemas.microsoft.com/office/drawing/2016/5/14/chartex" xmlns:mc="http://schemas.openxmlformats.org/markup-compatibility/2006" xmlns:aink="http://schemas.microsoft.com/office/drawing/2016/ink" xmlns:am3d="http://schemas.microsoft.com/office/drawing/2017/model3d" xmlns:o="urn:schemas-microsoft-com:office:office" xmlns:oel="http://schemas.microsoft.com/office/2019/extlst" xmlns:r="http://schemas.openxmlformats.org/officeDocument/2006/relationships" xmlns:m="http://schemas.openxmlformats.org/officeDocument/2006/math" xmlns:v="urn:schemas-microsoft-com:vml" xmlns:wp14="http://schemas.microsoft.com/office/word/2010/wordprocessingDrawing" xmlns:wp="http://schemas.openxmlformats.org/drawingml/2006/wordprocessingDrawing" xmlns:w10="urn:schemas-microsoft-com:office:word" xmlns:w="http://schemas.openxmlformats.org/wordprocessingml/2006/main" xmlns:w14="http://schemas.microsoft.com/office/word/2010/wordml" xmlns:w15="http://schemas.microsoft.com/office/word/2012/wordml" xmlns:w16cex="http://schemas.microsoft.com/office/word/2018/wordml/cex" xmlns:w16cid="http://schemas.microsoft.com/office/word/2016/wordml/cid" xmlns:w16="http://schemas.microsoft.com/office/word/2018/wordml" xmlns:w16sdtdh="http://schemas.microsoft.com/office/word/2020/wordml/sdtdatahash" xmlns:w16se="http://schemas.microsoft.com/office/word/2015/wordml/symex" xmlns:wpg="http://schemas.microsoft.com/office/word/2010/wordprocessingGroup" xmlns:wpi="http://schemas.microsoft.com/office/word/2010/wordprocessingInk" xmlns:wne="http://schemas.microsoft.com/office/word/2006/wordml" xmlns:wps="http://schemas.microsoft.com/office/word/2010/wordprocessingShape" mc:Ignorable="w14 w15 w16se w16cid w16 w16cex w16sdtdh wp14">
+  <w:endnote w:type="separator" w:id="-1">
     <w:p>
       <w:pPr>
         <w:spacing w:after="0" w:line="240" w:lineRule="auto"/>
@@ -4640,7 +4939,7 @@
       </w:r>
     </w:p>
   </w:endnote>
-  <w:endnote w:type="continuationSeparator" w:id="1">
+  <w:endnote w:type="continuationSeparator" w:id="0">
     <w:p>
       <w:pPr>
         <w:spacing w:after="0" w:line="240" w:lineRule="auto"/>
@@ -4654,8 +4953,8 @@
 </file>
 
 <file path=word/footnotes.xml><?xml version="1.0" encoding="utf-8"?>
-<w:footnotes xmlns:ve="http://schemas.openxmlformats.org/markup-compatibility/2006" xmlns:o="urn:schemas-microsoft-com:office:office" xmlns:r="http://schemas.openxmlformats.org/officeDocument/2006/relationships" xmlns:m="http://schemas.openxmlformats.org/officeDocument/2006/math" xmlns:v="urn:schemas-microsoft-com:vml" xmlns:wp="http://schemas.openxmlformats.org/drawingml/2006/wordprocessingDrawing" xmlns:w10="urn:schemas-microsoft-com:office:word" xmlns:w="http://schemas.openxmlformats.org/wordprocessingml/2006/main" xmlns:wne="http://schemas.microsoft.com/office/word/2006/wordml">
-  <w:footnote w:type="separator" w:id="0">
+<w:footnotes xmlns:wpc="http://schemas.microsoft.com/office/word/2010/wordprocessingCanvas" xmlns:cx="http://schemas.microsoft.com/office/drawing/2014/chartex" xmlns:cx1="http://schemas.microsoft.com/office/drawing/2015/9/8/chartex" xmlns:cx2="http://schemas.microsoft.com/office/drawing/2015/10/21/chartex" xmlns:cx3="http://schemas.microsoft.com/office/drawing/2016/5/9/chartex" xmlns:cx4="http://schemas.microsoft.com/office/drawing/2016/5/10/chartex" xmlns:cx5="http://schemas.microsoft.com/office/drawing/2016/5/11/chartex" xmlns:cx6="http://schemas.microsoft.com/office/drawing/2016/5/12/chartex" xmlns:cx7="http://schemas.microsoft.com/office/drawing/2016/5/13/chartex" xmlns:cx8="http://schemas.microsoft.com/office/drawing/2016/5/14/chartex" xmlns:mc="http://schemas.openxmlformats.org/markup-compatibility/2006" xmlns:aink="http://schemas.microsoft.com/office/drawing/2016/ink" xmlns:am3d="http://schemas.microsoft.com/office/drawing/2017/model3d" xmlns:o="urn:schemas-microsoft-com:office:office" xmlns:oel="http://schemas.microsoft.com/office/2019/extlst" xmlns:r="http://schemas.openxmlformats.org/officeDocument/2006/relationships" xmlns:m="http://schemas.openxmlformats.org/officeDocument/2006/math" xmlns:v="urn:schemas-microsoft-com:vml" xmlns:wp14="http://schemas.microsoft.com/office/word/2010/wordprocessingDrawing" xmlns:wp="http://schemas.openxmlformats.org/drawingml/2006/wordprocessingDrawing" xmlns:w10="urn:schemas-microsoft-com:office:word" xmlns:w="http://schemas.openxmlformats.org/wordprocessingml/2006/main" xmlns:w14="http://schemas.microsoft.com/office/word/2010/wordml" xmlns:w15="http://schemas.microsoft.com/office/word/2012/wordml" xmlns:w16cex="http://schemas.microsoft.com/office/word/2018/wordml/cex" xmlns:w16cid="http://schemas.microsoft.com/office/word/2016/wordml/cid" xmlns:w16="http://schemas.microsoft.com/office/word/2018/wordml" xmlns:w16sdtdh="http://schemas.microsoft.com/office/word/2020/wordml/sdtdatahash" xmlns:w16se="http://schemas.microsoft.com/office/word/2015/wordml/symex" xmlns:wpg="http://schemas.microsoft.com/office/word/2010/wordprocessingGroup" xmlns:wpi="http://schemas.microsoft.com/office/word/2010/wordprocessingInk" xmlns:wne="http://schemas.microsoft.com/office/word/2006/wordml" xmlns:wps="http://schemas.microsoft.com/office/word/2010/wordprocessingShape" mc:Ignorable="w14 w15 w16se w16cid w16 w16cex w16sdtdh wp14">
+  <w:footnote w:type="separator" w:id="-1">
     <w:p>
       <w:pPr>
         <w:spacing w:after="0" w:line="240" w:lineRule="auto"/>
@@ -4665,7 +4964,7 @@
       </w:r>
     </w:p>
   </w:footnote>
-  <w:footnote w:type="continuationSeparator" w:id="1">
+  <w:footnote w:type="continuationSeparator" w:id="0">
     <w:p>
       <w:pPr>
         <w:spacing w:after="0" w:line="240" w:lineRule="auto"/>
@@ -4679,8 +4978,8 @@
 </file>
 
 <file path=word/numbering.xml><?xml version="1.0" encoding="utf-8"?>
-<w:numbering xmlns:ve="http://schemas.openxmlformats.org/markup-compatibility/2006" xmlns:o="urn:schemas-microsoft-com:office:office" xmlns:r="http://schemas.openxmlformats.org/officeDocument/2006/relationships" xmlns:m="http://schemas.openxmlformats.org/officeDocument/2006/math" xmlns:v="urn:schemas-microsoft-com:vml" xmlns:wp="http://schemas.openxmlformats.org/drawingml/2006/wordprocessingDrawing" xmlns:w10="urn:schemas-microsoft-com:office:word" xmlns:w="http://schemas.openxmlformats.org/wordprocessingml/2006/main" xmlns:wne="http://schemas.microsoft.com/office/word/2006/wordml">
-  <w:abstractNum w:abstractNumId="0">
+<w:numbering xmlns:wpc="http://schemas.microsoft.com/office/word/2010/wordprocessingCanvas" xmlns:cx="http://schemas.microsoft.com/office/drawing/2014/chartex" xmlns:cx1="http://schemas.microsoft.com/office/drawing/2015/9/8/chartex" xmlns:cx2="http://schemas.microsoft.com/office/drawing/2015/10/21/chartex" xmlns:cx3="http://schemas.microsoft.com/office/drawing/2016/5/9/chartex" xmlns:cx4="http://schemas.microsoft.com/office/drawing/2016/5/10/chartex" xmlns:cx5="http://schemas.microsoft.com/office/drawing/2016/5/11/chartex" xmlns:cx6="http://schemas.microsoft.com/office/drawing/2016/5/12/chartex" xmlns:cx7="http://schemas.microsoft.com/office/drawing/2016/5/13/chartex" xmlns:cx8="http://schemas.microsoft.com/office/drawing/2016/5/14/chartex" xmlns:mc="http://schemas.openxmlformats.org/markup-compatibility/2006" xmlns:aink="http://schemas.microsoft.com/office/drawing/2016/ink" xmlns:am3d="http://schemas.microsoft.com/office/drawing/2017/model3d" xmlns:o="urn:schemas-microsoft-com:office:office" xmlns:oel="http://schemas.microsoft.com/office/2019/extlst" xmlns:r="http://schemas.openxmlformats.org/officeDocument/2006/relationships" xmlns:m="http://schemas.openxmlformats.org/officeDocument/2006/math" xmlns:v="urn:schemas-microsoft-com:vml" xmlns:wp14="http://schemas.microsoft.com/office/word/2010/wordprocessingDrawing" xmlns:wp="http://schemas.openxmlformats.org/drawingml/2006/wordprocessingDrawing" xmlns:w10="urn:schemas-microsoft-com:office:word" xmlns:w="http://schemas.openxmlformats.org/wordprocessingml/2006/main" xmlns:w14="http://schemas.microsoft.com/office/word/2010/wordml" xmlns:w15="http://schemas.microsoft.com/office/word/2012/wordml" xmlns:w16cex="http://schemas.microsoft.com/office/word/2018/wordml/cex" xmlns:w16cid="http://schemas.microsoft.com/office/word/2016/wordml/cid" xmlns:w16="http://schemas.microsoft.com/office/word/2018/wordml" xmlns:w16sdtdh="http://schemas.microsoft.com/office/word/2020/wordml/sdtdatahash" xmlns:w16se="http://schemas.microsoft.com/office/word/2015/wordml/symex" xmlns:wpg="http://schemas.microsoft.com/office/word/2010/wordprocessingGroup" xmlns:wpi="http://schemas.microsoft.com/office/word/2010/wordprocessingInk" xmlns:wne="http://schemas.microsoft.com/office/word/2006/wordml" xmlns:wps="http://schemas.microsoft.com/office/word/2010/wordprocessingShape" mc:Ignorable="w14 w15 w16se w16cid w16 w16cex w16sdtdh wp14">
+  <w:abstractNum w:abstractNumId="0" w15:restartNumberingAfterBreak="0">
     <w:nsid w:val="FFFFFF89"/>
     <w:multiLevelType w:val="singleLevel"/>
     <w:tmpl w:val="ECA2813A"/>
@@ -4701,7 +5000,7 @@
       </w:rPr>
     </w:lvl>
   </w:abstractNum>
-  <w:abstractNum w:abstractNumId="1">
+  <w:abstractNum w:abstractNumId="1" w15:restartNumberingAfterBreak="0">
     <w:nsid w:val="31054BC4"/>
     <w:multiLevelType w:val="hybridMultilevel"/>
     <w:tmpl w:val="C72C7418"/>
@@ -4814,17 +5113,17 @@
       </w:rPr>
     </w:lvl>
   </w:abstractNum>
-  <w:num w:numId="1">
+  <w:num w:numId="1" w16cid:durableId="1217932486">
     <w:abstractNumId w:val="0"/>
   </w:num>
-  <w:num w:numId="2">
+  <w:num w:numId="2" w16cid:durableId="1544252385">
     <w:abstractNumId w:val="1"/>
   </w:num>
 </w:numbering>
 </file>
 
 <file path=word/styles.xml><?xml version="1.0" encoding="utf-8"?>
-<w:styles xmlns:r="http://schemas.openxmlformats.org/officeDocument/2006/relationships" xmlns:w="http://schemas.openxmlformats.org/wordprocessingml/2006/main">
+<w:styles xmlns:mc="http://schemas.openxmlformats.org/markup-compatibility/2006" xmlns:r="http://schemas.openxmlformats.org/officeDocument/2006/relationships" xmlns:w="http://schemas.openxmlformats.org/wordprocessingml/2006/main" xmlns:w14="http://schemas.microsoft.com/office/word/2010/wordml" xmlns:w15="http://schemas.microsoft.com/office/word/2012/wordml" xmlns:w16cex="http://schemas.microsoft.com/office/word/2018/wordml/cex" xmlns:w16cid="http://schemas.microsoft.com/office/word/2016/wordml/cid" xmlns:w16="http://schemas.microsoft.com/office/word/2018/wordml" xmlns:w16sdtdh="http://schemas.microsoft.com/office/word/2020/wordml/sdtdatahash" xmlns:w16se="http://schemas.microsoft.com/office/word/2015/wordml/symex" mc:Ignorable="w14 w15 w16se w16cid w16 w16cex w16sdtdh">
   <w:docDefaults>
     <w:rPrDefault>
       <w:rPr>
@@ -4840,144 +5139,383 @@
       </w:pPr>
     </w:pPrDefault>
   </w:docDefaults>
-  <w:latentStyles w:defLockedState="0" w:defUIPriority="99" w:defSemiHidden="1" w:defUnhideWhenUsed="1" w:defQFormat="0" w:count="267">
-    <w:lsdException w:name="Normal" w:semiHidden="0" w:uiPriority="0" w:unhideWhenUsed="0" w:qFormat="1"/>
-    <w:lsdException w:name="heading 1" w:semiHidden="0" w:uiPriority="9" w:unhideWhenUsed="0" w:qFormat="1"/>
-    <w:lsdException w:name="heading 2" w:uiPriority="9" w:qFormat="1"/>
-    <w:lsdException w:name="heading 3" w:uiPriority="9" w:qFormat="1"/>
-    <w:lsdException w:name="heading 4" w:uiPriority="9" w:qFormat="1"/>
-    <w:lsdException w:name="heading 5" w:uiPriority="9" w:qFormat="1"/>
-    <w:lsdException w:name="heading 6" w:uiPriority="9" w:qFormat="1"/>
-    <w:lsdException w:name="heading 7" w:uiPriority="9" w:qFormat="1"/>
-    <w:lsdException w:name="heading 8" w:uiPriority="9" w:qFormat="1"/>
-    <w:lsdException w:name="heading 9" w:uiPriority="9" w:qFormat="1"/>
-    <w:lsdException w:name="toc 1" w:uiPriority="39"/>
-    <w:lsdException w:name="toc 2" w:uiPriority="39"/>
-    <w:lsdException w:name="toc 3" w:uiPriority="39"/>
-    <w:lsdException w:name="toc 4" w:uiPriority="39"/>
-    <w:lsdException w:name="toc 5" w:uiPriority="39"/>
-    <w:lsdException w:name="toc 6" w:uiPriority="39"/>
-    <w:lsdException w:name="toc 7" w:uiPriority="39"/>
-    <w:lsdException w:name="toc 8" w:uiPriority="39"/>
-    <w:lsdException w:name="toc 9" w:uiPriority="39"/>
-    <w:lsdException w:name="caption" w:uiPriority="35" w:qFormat="1"/>
-    <w:lsdException w:name="Title" w:semiHidden="0" w:uiPriority="10" w:unhideWhenUsed="0" w:qFormat="1"/>
-    <w:lsdException w:name="Default Paragraph Font" w:uiPriority="1"/>
-    <w:lsdException w:name="Subtitle" w:semiHidden="0" w:uiPriority="11" w:unhideWhenUsed="0" w:qFormat="1"/>
-    <w:lsdException w:name="Strong" w:semiHidden="0" w:uiPriority="22" w:unhideWhenUsed="0" w:qFormat="1"/>
-    <w:lsdException w:name="Emphasis" w:semiHidden="0" w:uiPriority="20" w:unhideWhenUsed="0" w:qFormat="1"/>
-    <w:lsdException w:name="Table Grid" w:semiHidden="0" w:uiPriority="59" w:unhideWhenUsed="0"/>
-    <w:lsdException w:name="Placeholder Text" w:unhideWhenUsed="0"/>
-    <w:lsdException w:name="No Spacing" w:semiHidden="0" w:uiPriority="1" w:unhideWhenUsed="0" w:qFormat="1"/>
-    <w:lsdException w:name="Light Shading" w:semiHidden="0" w:uiPriority="60" w:unhideWhenUsed="0"/>
-    <w:lsdException w:name="Light List" w:semiHidden="0" w:uiPriority="61" w:unhideWhenUsed="0"/>
-    <w:lsdException w:name="Light Grid" w:semiHidden="0" w:uiPriority="62" w:unhideWhenUsed="0"/>
-    <w:lsdException w:name="Medium Shading 1" w:semiHidden="0" w:uiPriority="63" w:unhideWhenUsed="0"/>
-    <w:lsdException w:name="Medium Shading 2" w:semiHidden="0" w:uiPriority="64" w:unhideWhenUsed="0"/>
-    <w:lsdException w:name="Medium List 1" w:semiHidden="0" w:uiPriority="65" w:unhideWhenUsed="0"/>
-    <w:lsdException w:name="Medium List 2" w:semiHidden="0" w:uiPriority="66" w:unhideWhenUsed="0"/>
-    <w:lsdException w:name="Medium Grid 1" w:semiHidden="0" w:uiPriority="67" w:unhideWhenUsed="0"/>
-    <w:lsdException w:name="Medium Grid 2" w:semiHidden="0" w:uiPriority="68" w:unhideWhenUsed="0"/>
-    <w:lsdException w:name="Medium Grid 3" w:semiHidden="0" w:uiPriority="69" w:unhideWhenUsed="0"/>
-    <w:lsdException w:name="Dark List" w:semiHidden="0" w:uiPriority="70" w:unhideWhenUsed="0"/>
-    <w:lsdException w:name="Colorful Shading" w:semiHidden="0" w:uiPriority="71" w:unhideWhenUsed="0"/>
-    <w:lsdException w:name="Colorful List" w:semiHidden="0" w:uiPriority="72" w:unhideWhenUsed="0"/>
-    <w:lsdException w:name="Colorful Grid" w:semiHidden="0" w:uiPriority="73" w:unhideWhenUsed="0"/>
-    <w:lsdException w:name="Light Shading Accent 1" w:semiHidden="0" w:uiPriority="60" w:unhideWhenUsed="0"/>
-    <w:lsdException w:name="Light List Accent 1" w:semiHidden="0" w:uiPriority="61" w:unhideWhenUsed="0"/>
-    <w:lsdException w:name="Light Grid Accent 1" w:semiHidden="0" w:uiPriority="62" w:unhideWhenUsed="0"/>
-    <w:lsdException w:name="Medium Shading 1 Accent 1" w:semiHidden="0" w:uiPriority="63" w:unhideWhenUsed="0"/>
-    <w:lsdException w:name="Medium Shading 2 Accent 1" w:semiHidden="0" w:uiPriority="64" w:unhideWhenUsed="0"/>
-    <w:lsdException w:name="Medium List 1 Accent 1" w:semiHidden="0" w:uiPriority="65" w:unhideWhenUsed="0"/>
-    <w:lsdException w:name="Revision" w:unhideWhenUsed="0"/>
-    <w:lsdException w:name="List Paragraph" w:semiHidden="0" w:uiPriority="34" w:unhideWhenUsed="0" w:qFormat="1"/>
-    <w:lsdException w:name="Quote" w:semiHidden="0" w:uiPriority="29" w:unhideWhenUsed="0" w:qFormat="1"/>
-    <w:lsdException w:name="Intense Quote" w:semiHidden="0" w:uiPriority="30" w:unhideWhenUsed="0" w:qFormat="1"/>
-    <w:lsdException w:name="Medium List 2 Accent 1" w:semiHidden="0" w:uiPriority="66" w:unhideWhenUsed="0"/>
-    <w:lsdException w:name="Medium Grid 1 Accent 1" w:semiHidden="0" w:uiPriority="67" w:unhideWhenUsed="0"/>
-    <w:lsdException w:name="Medium Grid 2 Accent 1" w:semiHidden="0" w:uiPriority="68" w:unhideWhenUsed="0"/>
-    <w:lsdException w:name="Medium Grid 3 Accent 1" w:semiHidden="0" w:uiPriority="69" w:unhideWhenUsed="0"/>
-    <w:lsdException w:name="Dark List Accent 1" w:semiHidden="0" w:uiPriority="70" w:unhideWhenUsed="0"/>
-    <w:lsdException w:name="Colorful Shading Accent 1" w:semiHidden="0" w:uiPriority="71" w:unhideWhenUsed="0"/>
-    <w:lsdException w:name="Colorful List Accent 1" w:semiHidden="0" w:uiPriority="72" w:unhideWhenUsed="0"/>
-    <w:lsdException w:name="Colorful Grid Accent 1" w:semiHidden="0" w:uiPriority="73" w:unhideWhenUsed="0"/>
-    <w:lsdException w:name="Light Shading Accent 2" w:semiHidden="0" w:uiPriority="60" w:unhideWhenUsed="0"/>
-    <w:lsdException w:name="Light List Accent 2" w:semiHidden="0" w:uiPriority="61" w:unhideWhenUsed="0"/>
-    <w:lsdException w:name="Light Grid Accent 2" w:semiHidden="0" w:uiPriority="62" w:unhideWhenUsed="0"/>
-    <w:lsdException w:name="Medium Shading 1 Accent 2" w:semiHidden="0" w:uiPriority="63" w:unhideWhenUsed="0"/>
-    <w:lsdException w:name="Medium Shading 2 Accent 2" w:semiHidden="0" w:uiPriority="64" w:unhideWhenUsed="0"/>
-    <w:lsdException w:name="Medium List 1 Accent 2" w:semiHidden="0" w:uiPriority="65" w:unhideWhenUsed="0"/>
-    <w:lsdException w:name="Medium List 2 Accent 2" w:semiHidden="0" w:uiPriority="66" w:unhideWhenUsed="0"/>
-    <w:lsdException w:name="Medium Grid 1 Accent 2" w:semiHidden="0" w:uiPriority="67" w:unhideWhenUsed="0"/>
-    <w:lsdException w:name="Medium Grid 2 Accent 2" w:semiHidden="0" w:uiPriority="68" w:unhideWhenUsed="0"/>
-    <w:lsdException w:name="Medium Grid 3 Accent 2" w:semiHidden="0" w:uiPriority="69" w:unhideWhenUsed="0"/>
-    <w:lsdException w:name="Dark List Accent 2" w:semiHidden="0" w:uiPriority="70" w:unhideWhenUsed="0"/>
-    <w:lsdException w:name="Colorful Shading Accent 2" w:semiHidden="0" w:uiPriority="71" w:unhideWhenUsed="0"/>
-    <w:lsdException w:name="Colorful List Accent 2" w:semiHidden="0" w:uiPriority="72" w:unhideWhenUsed="0"/>
-    <w:lsdException w:name="Colorful Grid Accent 2" w:semiHidden="0" w:uiPriority="73" w:unhideWhenUsed="0"/>
-    <w:lsdException w:name="Light Shading Accent 3" w:semiHidden="0" w:uiPriority="60" w:unhideWhenUsed="0"/>
-    <w:lsdException w:name="Light List Accent 3" w:semiHidden="0" w:uiPriority="61" w:unhideWhenUsed="0"/>
-    <w:lsdException w:name="Light Grid Accent 3" w:semiHidden="0" w:uiPriority="62" w:unhideWhenUsed="0"/>
-    <w:lsdException w:name="Medium Shading 1 Accent 3" w:semiHidden="0" w:uiPriority="63" w:unhideWhenUsed="0"/>
-    <w:lsdException w:name="Medium Shading 2 Accent 3" w:semiHidden="0" w:uiPriority="64" w:unhideWhenUsed="0"/>
-    <w:lsdException w:name="Medium List 1 Accent 3" w:semiHidden="0" w:uiPriority="65" w:unhideWhenUsed="0"/>
-    <w:lsdException w:name="Medium List 2 Accent 3" w:semiHidden="0" w:uiPriority="66" w:unhideWhenUsed="0"/>
-    <w:lsdException w:name="Medium Grid 1 Accent 3" w:semiHidden="0" w:uiPriority="67" w:unhideWhenUsed="0"/>
-    <w:lsdException w:name="Medium Grid 2 Accent 3" w:semiHidden="0" w:uiPriority="68" w:unhideWhenUsed="0"/>
-    <w:lsdException w:name="Medium Grid 3 Accent 3" w:semiHidden="0" w:uiPriority="69" w:unhideWhenUsed="0"/>
-    <w:lsdException w:name="Dark List Accent 3" w:semiHidden="0" w:uiPriority="70" w:unhideWhenUsed="0"/>
-    <w:lsdException w:name="Colorful Shading Accent 3" w:semiHidden="0" w:uiPriority="71" w:unhideWhenUsed="0"/>
-    <w:lsdException w:name="Colorful List Accent 3" w:semiHidden="0" w:uiPriority="72" w:unhideWhenUsed="0"/>
-    <w:lsdException w:name="Colorful Grid Accent 3" w:semiHidden="0" w:uiPriority="73" w:unhideWhenUsed="0"/>
-    <w:lsdException w:name="Light Shading Accent 4" w:semiHidden="0" w:uiPriority="60" w:unhideWhenUsed="0"/>
-    <w:lsdException w:name="Light List Accent 4" w:semiHidden="0" w:uiPriority="61" w:unhideWhenUsed="0"/>
-    <w:lsdException w:name="Light Grid Accent 4" w:semiHidden="0" w:uiPriority="62" w:unhideWhenUsed="0"/>
-    <w:lsdException w:name="Medium Shading 1 Accent 4" w:semiHidden="0" w:uiPriority="63" w:unhideWhenUsed="0"/>
-    <w:lsdException w:name="Medium Shading 2 Accent 4" w:semiHidden="0" w:uiPriority="64" w:unhideWhenUsed="0"/>
-    <w:lsdException w:name="Medium List 1 Accent 4" w:semiHidden="0" w:uiPriority="65" w:unhideWhenUsed="0"/>
-    <w:lsdException w:name="Medium List 2 Accent 4" w:semiHidden="0" w:uiPriority="66" w:unhideWhenUsed="0"/>
-    <w:lsdException w:name="Medium Grid 1 Accent 4" w:semiHidden="0" w:uiPriority="67" w:unhideWhenUsed="0"/>
-    <w:lsdException w:name="Medium Grid 2 Accent 4" w:semiHidden="0" w:uiPriority="68" w:unhideWhenUsed="0"/>
-    <w:lsdException w:name="Medium Grid 3 Accent 4" w:semiHidden="0" w:uiPriority="69" w:unhideWhenUsed="0"/>
-    <w:lsdException w:name="Dark List Accent 4" w:semiHidden="0" w:uiPriority="70" w:unhideWhenUsed="0"/>
-    <w:lsdException w:name="Colorful Shading Accent 4" w:semiHidden="0" w:uiPriority="71" w:unhideWhenUsed="0"/>
-    <w:lsdException w:name="Colorful List Accent 4" w:semiHidden="0" w:uiPriority="72" w:unhideWhenUsed="0"/>
-    <w:lsdException w:name="Colorful Grid Accent 4" w:semiHidden="0" w:uiPriority="73" w:unhideWhenUsed="0"/>
-    <w:lsdException w:name="Light Shading Accent 5" w:semiHidden="0" w:uiPriority="60" w:unhideWhenUsed="0"/>
-    <w:lsdException w:name="Light List Accent 5" w:semiHidden="0" w:uiPriority="61" w:unhideWhenUsed="0"/>
-    <w:lsdException w:name="Light Grid Accent 5" w:semiHidden="0" w:uiPriority="62" w:unhideWhenUsed="0"/>
-    <w:lsdException w:name="Medium Shading 1 Accent 5" w:semiHidden="0" w:uiPriority="63" w:unhideWhenUsed="0"/>
-    <w:lsdException w:name="Medium Shading 2 Accent 5" w:semiHidden="0" w:uiPriority="64" w:unhideWhenUsed="0"/>
-    <w:lsdException w:name="Medium List 1 Accent 5" w:semiHidden="0" w:uiPriority="65" w:unhideWhenUsed="0"/>
-    <w:lsdException w:name="Medium List 2 Accent 5" w:semiHidden="0" w:uiPriority="66" w:unhideWhenUsed="0"/>
-    <w:lsdException w:name="Medium Grid 1 Accent 5" w:semiHidden="0" w:uiPriority="67" w:unhideWhenUsed="0"/>
-    <w:lsdException w:name="Medium Grid 2 Accent 5" w:semiHidden="0" w:uiPriority="68" w:unhideWhenUsed="0"/>
-    <w:lsdException w:name="Medium Grid 3 Accent 5" w:semiHidden="0" w:uiPriority="69" w:unhideWhenUsed="0"/>
-    <w:lsdException w:name="Dark List Accent 5" w:semiHidden="0" w:uiPriority="70" w:unhideWhenUsed="0"/>
-    <w:lsdException w:name="Colorful Shading Accent 5" w:semiHidden="0" w:uiPriority="71" w:unhideWhenUsed="0"/>
-    <w:lsdException w:name="Colorful List Accent 5" w:semiHidden="0" w:uiPriority="72" w:unhideWhenUsed="0"/>
-    <w:lsdException w:name="Colorful Grid Accent 5" w:semiHidden="0" w:uiPriority="73" w:unhideWhenUsed="0"/>
-    <w:lsdException w:name="Light Shading Accent 6" w:semiHidden="0" w:uiPriority="60" w:unhideWhenUsed="0"/>
-    <w:lsdException w:name="Light List Accent 6" w:semiHidden="0" w:uiPriority="61" w:unhideWhenUsed="0"/>
-    <w:lsdException w:name="Light Grid Accent 6" w:semiHidden="0" w:uiPriority="62" w:unhideWhenUsed="0"/>
-    <w:lsdException w:name="Medium Shading 1 Accent 6" w:semiHidden="0" w:uiPriority="63" w:unhideWhenUsed="0"/>
-    <w:lsdException w:name="Medium Shading 2 Accent 6" w:semiHidden="0" w:uiPriority="64" w:unhideWhenUsed="0"/>
-    <w:lsdException w:name="Medium List 1 Accent 6" w:semiHidden="0" w:uiPriority="65" w:unhideWhenUsed="0"/>
-    <w:lsdException w:name="Medium List 2 Accent 6" w:semiHidden="0" w:uiPriority="66" w:unhideWhenUsed="0"/>
-    <w:lsdException w:name="Medium Grid 1 Accent 6" w:semiHidden="0" w:uiPriority="67" w:unhideWhenUsed="0"/>
-    <w:lsdException w:name="Medium Grid 2 Accent 6" w:semiHidden="0" w:uiPriority="68" w:unhideWhenUsed="0"/>
-    <w:lsdException w:name="Medium Grid 3 Accent 6" w:semiHidden="0" w:uiPriority="69" w:unhideWhenUsed="0"/>
-    <w:lsdException w:name="Dark List Accent 6" w:semiHidden="0" w:uiPriority="70" w:unhideWhenUsed="0"/>
-    <w:lsdException w:name="Colorful Shading Accent 6" w:semiHidden="0" w:uiPriority="71" w:unhideWhenUsed="0"/>
-    <w:lsdException w:name="Colorful List Accent 6" w:semiHidden="0" w:uiPriority="72" w:unhideWhenUsed="0"/>
-    <w:lsdException w:name="Colorful Grid Accent 6" w:semiHidden="0" w:uiPriority="73" w:unhideWhenUsed="0"/>
-    <w:lsdException w:name="Subtle Emphasis" w:semiHidden="0" w:uiPriority="19" w:unhideWhenUsed="0" w:qFormat="1"/>
-    <w:lsdException w:name="Intense Emphasis" w:semiHidden="0" w:uiPriority="21" w:unhideWhenUsed="0" w:qFormat="1"/>
-    <w:lsdException w:name="Subtle Reference" w:semiHidden="0" w:uiPriority="31" w:unhideWhenUsed="0" w:qFormat="1"/>
-    <w:lsdException w:name="Intense Reference" w:semiHidden="0" w:uiPriority="32" w:unhideWhenUsed="0" w:qFormat="1"/>
-    <w:lsdException w:name="Book Title" w:semiHidden="0" w:uiPriority="33" w:unhideWhenUsed="0" w:qFormat="1"/>
-    <w:lsdException w:name="Bibliography" w:uiPriority="37"/>
-    <w:lsdException w:name="TOC Heading" w:uiPriority="39" w:qFormat="1"/>
+  <w:latentStyles w:defLockedState="0" w:defUIPriority="99" w:defSemiHidden="0" w:defUnhideWhenUsed="0" w:defQFormat="0" w:count="376">
+    <w:lsdException w:name="Normal" w:uiPriority="0" w:qFormat="1"/>
+    <w:lsdException w:name="heading 1" w:uiPriority="9" w:qFormat="1"/>
+    <w:lsdException w:name="heading 2" w:semiHidden="1" w:uiPriority="9" w:unhideWhenUsed="1" w:qFormat="1"/>
+    <w:lsdException w:name="heading 3" w:semiHidden="1" w:uiPriority="9" w:unhideWhenUsed="1" w:qFormat="1"/>
+    <w:lsdException w:name="heading 4" w:semiHidden="1" w:uiPriority="9" w:unhideWhenUsed="1" w:qFormat="1"/>
+    <w:lsdException w:name="heading 5" w:semiHidden="1" w:uiPriority="9" w:unhideWhenUsed="1" w:qFormat="1"/>
+    <w:lsdException w:name="heading 6" w:semiHidden="1" w:uiPriority="9" w:unhideWhenUsed="1" w:qFormat="1"/>
+    <w:lsdException w:name="heading 7" w:semiHidden="1" w:uiPriority="9" w:unhideWhenUsed="1" w:qFormat="1"/>
+    <w:lsdException w:name="heading 8" w:semiHidden="1" w:uiPriority="9" w:unhideWhenUsed="1" w:qFormat="1"/>
+    <w:lsdException w:name="heading 9" w:semiHidden="1" w:uiPriority="9" w:unhideWhenUsed="1" w:qFormat="1"/>
+    <w:lsdException w:name="index 1" w:semiHidden="1" w:unhideWhenUsed="1"/>
+    <w:lsdException w:name="index 2" w:semiHidden="1" w:unhideWhenUsed="1"/>
+    <w:lsdException w:name="index 3" w:semiHidden="1" w:unhideWhenUsed="1"/>
+    <w:lsdException w:name="index 4" w:semiHidden="1" w:unhideWhenUsed="1"/>
+    <w:lsdException w:name="index 5" w:semiHidden="1" w:unhideWhenUsed="1"/>
+    <w:lsdException w:name="index 6" w:semiHidden="1" w:unhideWhenUsed="1"/>
+    <w:lsdException w:name="index 7" w:semiHidden="1" w:unhideWhenUsed="1"/>
+    <w:lsdException w:name="index 8" w:semiHidden="1" w:unhideWhenUsed="1"/>
+    <w:lsdException w:name="index 9" w:semiHidden="1" w:unhideWhenUsed="1"/>
+    <w:lsdException w:name="toc 1" w:semiHidden="1" w:uiPriority="39" w:unhideWhenUsed="1"/>
+    <w:lsdException w:name="toc 2" w:semiHidden="1" w:uiPriority="39" w:unhideWhenUsed="1"/>
+    <w:lsdException w:name="toc 3" w:semiHidden="1" w:uiPriority="39" w:unhideWhenUsed="1"/>
+    <w:lsdException w:name="toc 4" w:semiHidden="1" w:uiPriority="39" w:unhideWhenUsed="1"/>
+    <w:lsdException w:name="toc 5" w:semiHidden="1" w:uiPriority="39" w:unhideWhenUsed="1"/>
+    <w:lsdException w:name="toc 6" w:semiHidden="1" w:uiPriority="39" w:unhideWhenUsed="1"/>
+    <w:lsdException w:name="toc 7" w:semiHidden="1" w:uiPriority="39" w:unhideWhenUsed="1"/>
+    <w:lsdException w:name="toc 8" w:semiHidden="1" w:uiPriority="39" w:unhideWhenUsed="1"/>
+    <w:lsdException w:name="toc 9" w:semiHidden="1" w:uiPriority="39" w:unhideWhenUsed="1"/>
+    <w:lsdException w:name="Normal Indent" w:semiHidden="1" w:unhideWhenUsed="1"/>
+    <w:lsdException w:name="footnote text" w:semiHidden="1" w:unhideWhenUsed="1"/>
+    <w:lsdException w:name="annotation text" w:semiHidden="1" w:unhideWhenUsed="1"/>
+    <w:lsdException w:name="header" w:semiHidden="1" w:unhideWhenUsed="1"/>
+    <w:lsdException w:name="footer" w:semiHidden="1" w:unhideWhenUsed="1"/>
+    <w:lsdException w:name="index heading" w:semiHidden="1" w:unhideWhenUsed="1"/>
+    <w:lsdException w:name="caption" w:semiHidden="1" w:uiPriority="35" w:unhideWhenUsed="1" w:qFormat="1"/>
+    <w:lsdException w:name="table of figures" w:semiHidden="1" w:unhideWhenUsed="1"/>
+    <w:lsdException w:name="envelope address" w:semiHidden="1" w:unhideWhenUsed="1"/>
+    <w:lsdException w:name="envelope return" w:semiHidden="1" w:unhideWhenUsed="1"/>
+    <w:lsdException w:name="footnote reference" w:semiHidden="1" w:unhideWhenUsed="1"/>
+    <w:lsdException w:name="annotation reference" w:semiHidden="1" w:unhideWhenUsed="1"/>
+    <w:lsdException w:name="line number" w:semiHidden="1" w:unhideWhenUsed="1"/>
+    <w:lsdException w:name="page number" w:semiHidden="1" w:unhideWhenUsed="1"/>
+    <w:lsdException w:name="endnote reference" w:semiHidden="1" w:unhideWhenUsed="1"/>
+    <w:lsdException w:name="endnote text" w:semiHidden="1" w:unhideWhenUsed="1"/>
+    <w:lsdException w:name="table of authorities" w:semiHidden="1" w:unhideWhenUsed="1"/>
+    <w:lsdException w:name="macro" w:semiHidden="1" w:unhideWhenUsed="1"/>
+    <w:lsdException w:name="toa heading" w:semiHidden="1" w:unhideWhenUsed="1"/>
+    <w:lsdException w:name="List" w:semiHidden="1" w:unhideWhenUsed="1"/>
+    <w:lsdException w:name="List Bullet" w:semiHidden="1" w:unhideWhenUsed="1"/>
+    <w:lsdException w:name="List Number" w:semiHidden="1" w:unhideWhenUsed="1"/>
+    <w:lsdException w:name="List 2" w:semiHidden="1" w:unhideWhenUsed="1"/>
+    <w:lsdException w:name="List 3" w:semiHidden="1" w:unhideWhenUsed="1"/>
+    <w:lsdException w:name="List 4" w:semiHidden="1" w:unhideWhenUsed="1"/>
+    <w:lsdException w:name="List 5" w:semiHidden="1" w:unhideWhenUsed="1"/>
+    <w:lsdException w:name="List Bullet 2" w:semiHidden="1" w:unhideWhenUsed="1"/>
+    <w:lsdException w:name="List Bullet 3" w:semiHidden="1" w:unhideWhenUsed="1"/>
+    <w:lsdException w:name="List Bullet 4" w:semiHidden="1" w:unhideWhenUsed="1"/>
+    <w:lsdException w:name="List Bullet 5" w:semiHidden="1" w:unhideWhenUsed="1"/>
+    <w:lsdException w:name="List Number 2" w:semiHidden="1" w:unhideWhenUsed="1"/>
+    <w:lsdException w:name="List Number 3" w:semiHidden="1" w:unhideWhenUsed="1"/>
+    <w:lsdException w:name="List Number 4" w:semiHidden="1" w:unhideWhenUsed="1"/>
+    <w:lsdException w:name="List Number 5" w:semiHidden="1" w:unhideWhenUsed="1"/>
+    <w:lsdException w:name="Title" w:uiPriority="10" w:qFormat="1"/>
+    <w:lsdException w:name="Closing" w:semiHidden="1" w:unhideWhenUsed="1"/>
+    <w:lsdException w:name="Signature" w:semiHidden="1" w:unhideWhenUsed="1"/>
+    <w:lsdException w:name="Default Paragraph Font" w:semiHidden="1" w:uiPriority="1" w:unhideWhenUsed="1"/>
+    <w:lsdException w:name="Body Text" w:semiHidden="1" w:unhideWhenUsed="1"/>
+    <w:lsdException w:name="Body Text Indent" w:semiHidden="1" w:unhideWhenUsed="1"/>
+    <w:lsdException w:name="List Continue" w:semiHidden="1" w:unhideWhenUsed="1"/>
+    <w:lsdException w:name="List Continue 2" w:semiHidden="1" w:unhideWhenUsed="1"/>
+    <w:lsdException w:name="List Continue 3" w:semiHidden="1" w:unhideWhenUsed="1"/>
+    <w:lsdException w:name="List Continue 4" w:semiHidden="1" w:unhideWhenUsed="1"/>
+    <w:lsdException w:name="List Continue 5" w:semiHidden="1" w:unhideWhenUsed="1"/>
+    <w:lsdException w:name="Message Header" w:semiHidden="1" w:unhideWhenUsed="1"/>
+    <w:lsdException w:name="Subtitle" w:uiPriority="11" w:qFormat="1"/>
+    <w:lsdException w:name="Salutation" w:semiHidden="1" w:unhideWhenUsed="1"/>
+    <w:lsdException w:name="Date" w:semiHidden="1" w:unhideWhenUsed="1"/>
+    <w:lsdException w:name="Body Text First Indent" w:semiHidden="1" w:unhideWhenUsed="1"/>
+    <w:lsdException w:name="Body Text First Indent 2" w:semiHidden="1" w:unhideWhenUsed="1"/>
+    <w:lsdException w:name="Note Heading" w:semiHidden="1" w:unhideWhenUsed="1"/>
+    <w:lsdException w:name="Body Text 2" w:semiHidden="1" w:unhideWhenUsed="1"/>
+    <w:lsdException w:name="Body Text 3" w:semiHidden="1" w:unhideWhenUsed="1"/>
+    <w:lsdException w:name="Body Text Indent 2" w:semiHidden="1" w:unhideWhenUsed="1"/>
+    <w:lsdException w:name="Body Text Indent 3" w:semiHidden="1" w:unhideWhenUsed="1"/>
+    <w:lsdException w:name="Block Text" w:semiHidden="1" w:unhideWhenUsed="1"/>
+    <w:lsdException w:name="Hyperlink" w:semiHidden="1" w:unhideWhenUsed="1"/>
+    <w:lsdException w:name="FollowedHyperlink" w:semiHidden="1" w:unhideWhenUsed="1"/>
+    <w:lsdException w:name="Strong" w:uiPriority="22" w:qFormat="1"/>
+    <w:lsdException w:name="Emphasis" w:uiPriority="20" w:qFormat="1"/>
+    <w:lsdException w:name="Document Map" w:semiHidden="1" w:unhideWhenUsed="1"/>
+    <w:lsdException w:name="Plain Text" w:semiHidden="1" w:unhideWhenUsed="1"/>
+    <w:lsdException w:name="E-mail Signature" w:semiHidden="1" w:unhideWhenUsed="1"/>
+    <w:lsdException w:name="HTML Top of Form" w:semiHidden="1" w:unhideWhenUsed="1"/>
+    <w:lsdException w:name="HTML Bottom of Form" w:semiHidden="1" w:unhideWhenUsed="1"/>
+    <w:lsdException w:name="Normal (Web)" w:semiHidden="1" w:unhideWhenUsed="1"/>
+    <w:lsdException w:name="HTML Acronym" w:semiHidden="1" w:unhideWhenUsed="1"/>
+    <w:lsdException w:name="HTML Address" w:semiHidden="1" w:unhideWhenUsed="1"/>
+    <w:lsdException w:name="HTML Cite" w:semiHidden="1" w:unhideWhenUsed="1"/>
+    <w:lsdException w:name="HTML Code" w:semiHidden="1" w:unhideWhenUsed="1"/>
+    <w:lsdException w:name="HTML Definition" w:semiHidden="1" w:unhideWhenUsed="1"/>
+    <w:lsdException w:name="HTML Keyboard" w:semiHidden="1" w:unhideWhenUsed="1"/>
+    <w:lsdException w:name="HTML Preformatted" w:semiHidden="1" w:unhideWhenUsed="1"/>
+    <w:lsdException w:name="HTML Sample" w:semiHidden="1" w:unhideWhenUsed="1"/>
+    <w:lsdException w:name="HTML Typewriter" w:semiHidden="1" w:unhideWhenUsed="1"/>
+    <w:lsdException w:name="HTML Variable" w:semiHidden="1" w:unhideWhenUsed="1"/>
+    <w:lsdException w:name="Normal Table" w:semiHidden="1" w:unhideWhenUsed="1"/>
+    <w:lsdException w:name="annotation subject" w:semiHidden="1" w:unhideWhenUsed="1"/>
+    <w:lsdException w:name="No List" w:semiHidden="1" w:unhideWhenUsed="1"/>
+    <w:lsdException w:name="Outline List 1" w:semiHidden="1" w:unhideWhenUsed="1"/>
+    <w:lsdException w:name="Outline List 2" w:semiHidden="1" w:unhideWhenUsed="1"/>
+    <w:lsdException w:name="Outline List 3" w:semiHidden="1" w:unhideWhenUsed="1"/>
+    <w:lsdException w:name="Table Simple 1" w:semiHidden="1" w:unhideWhenUsed="1"/>
+    <w:lsdException w:name="Table Simple 2" w:semiHidden="1" w:unhideWhenUsed="1"/>
+    <w:lsdException w:name="Table Simple 3" w:semiHidden="1" w:unhideWhenUsed="1"/>
+    <w:lsdException w:name="Table Classic 1" w:semiHidden="1" w:unhideWhenUsed="1"/>
+    <w:lsdException w:name="Table Classic 2" w:semiHidden="1" w:unhideWhenUsed="1"/>
+    <w:lsdException w:name="Table Classic 3" w:semiHidden="1" w:unhideWhenUsed="1"/>
+    <w:lsdException w:name="Table Classic 4" w:semiHidden="1" w:unhideWhenUsed="1"/>
+    <w:lsdException w:name="Table Colorful 1" w:semiHidden="1" w:unhideWhenUsed="1"/>
+    <w:lsdException w:name="Table Colorful 2" w:semiHidden="1" w:unhideWhenUsed="1"/>
+    <w:lsdException w:name="Table Colorful 3" w:semiHidden="1" w:unhideWhenUsed="1"/>
+    <w:lsdException w:name="Table Columns 1" w:semiHidden="1" w:unhideWhenUsed="1"/>
+    <w:lsdException w:name="Table Columns 2" w:semiHidden="1" w:unhideWhenUsed="1"/>
+    <w:lsdException w:name="Table Columns 3" w:semiHidden="1" w:unhideWhenUsed="1"/>
+    <w:lsdException w:name="Table Columns 4" w:semiHidden="1" w:unhideWhenUsed="1"/>
+    <w:lsdException w:name="Table Columns 5" w:semiHidden="1" w:unhideWhenUsed="1"/>
+    <w:lsdException w:name="Table Grid 1" w:semiHidden="1" w:unhideWhenUsed="1"/>
+    <w:lsdException w:name="Table Grid 2" w:semiHidden="1" w:unhideWhenUsed="1"/>
+    <w:lsdException w:name="Table Grid 3" w:semiHidden="1" w:unhideWhenUsed="1"/>
+    <w:lsdException w:name="Table Grid 4" w:semiHidden="1" w:unhideWhenUsed="1"/>
+    <w:lsdException w:name="Table Grid 5" w:semiHidden="1" w:unhideWhenUsed="1"/>
+    <w:lsdException w:name="Table Grid 6" w:semiHidden="1" w:unhideWhenUsed="1"/>
+    <w:lsdException w:name="Table Grid 7" w:semiHidden="1" w:unhideWhenUsed="1"/>
+    <w:lsdException w:name="Table Grid 8" w:semiHidden="1" w:unhideWhenUsed="1"/>
+    <w:lsdException w:name="Table List 1" w:semiHidden="1" w:unhideWhenUsed="1"/>
+    <w:lsdException w:name="Table List 2" w:semiHidden="1" w:unhideWhenUsed="1"/>
+    <w:lsdException w:name="Table List 3" w:semiHidden="1" w:unhideWhenUsed="1"/>
+    <w:lsdException w:name="Table List 4" w:semiHidden="1" w:unhideWhenUsed="1"/>
+    <w:lsdException w:name="Table List 5" w:semiHidden="1" w:unhideWhenUsed="1"/>
+    <w:lsdException w:name="Table List 6" w:semiHidden="1" w:unhideWhenUsed="1"/>
+    <w:lsdException w:name="Table List 7" w:semiHidden="1" w:unhideWhenUsed="1"/>
+    <w:lsdException w:name="Table List 8" w:semiHidden="1" w:unhideWhenUsed="1"/>
+    <w:lsdException w:name="Table 3D effects 1" w:semiHidden="1" w:unhideWhenUsed="1"/>
+    <w:lsdException w:name="Table 3D effects 2" w:semiHidden="1" w:unhideWhenUsed="1"/>
+    <w:lsdException w:name="Table 3D effects 3" w:semiHidden="1" w:unhideWhenUsed="1"/>
+    <w:lsdException w:name="Table Contemporary" w:semiHidden="1" w:unhideWhenUsed="1"/>
+    <w:lsdException w:name="Table Elegant" w:semiHidden="1" w:unhideWhenUsed="1"/>
+    <w:lsdException w:name="Table Professional" w:semiHidden="1" w:unhideWhenUsed="1"/>
+    <w:lsdException w:name="Table Subtle 1" w:semiHidden="1" w:unhideWhenUsed="1"/>
+    <w:lsdException w:name="Table Subtle 2" w:semiHidden="1" w:unhideWhenUsed="1"/>
+    <w:lsdException w:name="Table Web 1" w:semiHidden="1" w:unhideWhenUsed="1"/>
+    <w:lsdException w:name="Table Web 2" w:semiHidden="1" w:unhideWhenUsed="1"/>
+    <w:lsdException w:name="Table Web 3" w:semiHidden="1" w:unhideWhenUsed="1"/>
+    <w:lsdException w:name="Balloon Text" w:semiHidden="1" w:unhideWhenUsed="1"/>
+    <w:lsdException w:name="Table Grid" w:uiPriority="59"/>
+    <w:lsdException w:name="Table Theme" w:semiHidden="1" w:unhideWhenUsed="1"/>
+    <w:lsdException w:name="Placeholder Text" w:semiHidden="1"/>
+    <w:lsdException w:name="No Spacing" w:uiPriority="1" w:qFormat="1"/>
+    <w:lsdException w:name="Light Shading" w:uiPriority="60"/>
+    <w:lsdException w:name="Light List" w:uiPriority="61"/>
+    <w:lsdException w:name="Light Grid" w:uiPriority="62"/>
+    <w:lsdException w:name="Medium Shading 1" w:uiPriority="63"/>
+    <w:lsdException w:name="Medium Shading 2" w:uiPriority="64"/>
+    <w:lsdException w:name="Medium List 1" w:uiPriority="65"/>
+    <w:lsdException w:name="Medium List 2" w:uiPriority="66"/>
+    <w:lsdException w:name="Medium Grid 1" w:uiPriority="67"/>
+    <w:lsdException w:name="Medium Grid 2" w:uiPriority="68"/>
+    <w:lsdException w:name="Medium Grid 3" w:uiPriority="69"/>
+    <w:lsdException w:name="Dark List" w:uiPriority="70"/>
+    <w:lsdException w:name="Colorful Shading" w:uiPriority="71"/>
+    <w:lsdException w:name="Colorful List" w:uiPriority="72"/>
+    <w:lsdException w:name="Colorful Grid" w:uiPriority="73"/>
+    <w:lsdException w:name="Light Shading Accent 1" w:uiPriority="60"/>
+    <w:lsdException w:name="Light List Accent 1" w:uiPriority="61"/>
+    <w:lsdException w:name="Light Grid Accent 1" w:uiPriority="62"/>
+    <w:lsdException w:name="Medium Shading 1 Accent 1" w:uiPriority="63"/>
+    <w:lsdException w:name="Medium Shading 2 Accent 1" w:uiPriority="64"/>
+    <w:lsdException w:name="Medium List 1 Accent 1" w:uiPriority="65"/>
+    <w:lsdException w:name="Revision" w:semiHidden="1"/>
+    <w:lsdException w:name="List Paragraph" w:uiPriority="34" w:qFormat="1"/>
+    <w:lsdException w:name="Quote" w:uiPriority="29" w:qFormat="1"/>
+    <w:lsdException w:name="Intense Quote" w:uiPriority="30" w:qFormat="1"/>
+    <w:lsdException w:name="Medium List 2 Accent 1" w:uiPriority="66"/>
+    <w:lsdException w:name="Medium Grid 1 Accent 1" w:uiPriority="67"/>
+    <w:lsdException w:name="Medium Grid 2 Accent 1" w:uiPriority="68"/>
+    <w:lsdException w:name="Medium Grid 3 Accent 1" w:uiPriority="69"/>
+    <w:lsdException w:name="Dark List Accent 1" w:uiPriority="70"/>
+    <w:lsdException w:name="Colorful Shading Accent 1" w:uiPriority="71"/>
+    <w:lsdException w:name="Colorful List Accent 1" w:uiPriority="72"/>
+    <w:lsdException w:name="Colorful Grid Accent 1" w:uiPriority="73"/>
+    <w:lsdException w:name="Light Shading Accent 2" w:uiPriority="60"/>
+    <w:lsdException w:name="Light List Accent 2" w:uiPriority="61"/>
+    <w:lsdException w:name="Light Grid Accent 2" w:uiPriority="62"/>
+    <w:lsdException w:name="Medium Shading 1 Accent 2" w:uiPriority="63"/>
+    <w:lsdException w:name="Medium Shading 2 Accent 2" w:uiPriority="64"/>
+    <w:lsdException w:name="Medium List 1 Accent 2" w:uiPriority="65"/>
+    <w:lsdException w:name="Medium List 2 Accent 2" w:uiPriority="66"/>
+    <w:lsdException w:name="Medium Grid 1 Accent 2" w:uiPriority="67"/>
+    <w:lsdException w:name="Medium Grid 2 Accent 2" w:uiPriority="68"/>
+    <w:lsdException w:name="Medium Grid 3 Accent 2" w:uiPriority="69"/>
+    <w:lsdException w:name="Dark List Accent 2" w:uiPriority="70"/>
+    <w:lsdException w:name="Colorful Shading Accent 2" w:uiPriority="71"/>
+    <w:lsdException w:name="Colorful List Accent 2" w:uiPriority="72"/>
+    <w:lsdException w:name="Colorful Grid Accent 2" w:uiPriority="73"/>
+    <w:lsdException w:name="Light Shading Accent 3" w:uiPriority="60"/>
+    <w:lsdException w:name="Light List Accent 3" w:uiPriority="61"/>
+    <w:lsdException w:name="Light Grid Accent 3" w:uiPriority="62"/>
+    <w:lsdException w:name="Medium Shading 1 Accent 3" w:uiPriority="63"/>
+    <w:lsdException w:name="Medium Shading 2 Accent 3" w:uiPriority="64"/>
+    <w:lsdException w:name="Medium List 1 Accent 3" w:uiPriority="65"/>
+    <w:lsdException w:name="Medium List 2 Accent 3" w:uiPriority="66"/>
+    <w:lsdException w:name="Medium Grid 1 Accent 3" w:uiPriority="67"/>
+    <w:lsdException w:name="Medium Grid 2 Accent 3" w:uiPriority="68"/>
+    <w:lsdException w:name="Medium Grid 3 Accent 3" w:uiPriority="69"/>
+    <w:lsdException w:name="Dark List Accent 3" w:uiPriority="70"/>
+    <w:lsdException w:name="Colorful Shading Accent 3" w:uiPriority="71"/>
+    <w:lsdException w:name="Colorful List Accent 3" w:uiPriority="72"/>
+    <w:lsdException w:name="Colorful Grid Accent 3" w:uiPriority="73"/>
+    <w:lsdException w:name="Light Shading Accent 4" w:uiPriority="60"/>
+    <w:lsdException w:name="Light List Accent 4" w:uiPriority="61"/>
+    <w:lsdException w:name="Light Grid Accent 4" w:uiPriority="62"/>
+    <w:lsdException w:name="Medium Shading 1 Accent 4" w:uiPriority="63"/>
+    <w:lsdException w:name="Medium Shading 2 Accent 4" w:uiPriority="64"/>
+    <w:lsdException w:name="Medium List 1 Accent 4" w:uiPriority="65"/>
+    <w:lsdException w:name="Medium List 2 Accent 4" w:uiPriority="66"/>
+    <w:lsdException w:name="Medium Grid 1 Accent 4" w:uiPriority="67"/>
+    <w:lsdException w:name="Medium Grid 2 Accent 4" w:uiPriority="68"/>
+    <w:lsdException w:name="Medium Grid 3 Accent 4" w:uiPriority="69"/>
+    <w:lsdException w:name="Dark List Accent 4" w:uiPriority="70"/>
+    <w:lsdException w:name="Colorful Shading Accent 4" w:uiPriority="71"/>
+    <w:lsdException w:name="Colorful List Accent 4" w:uiPriority="72"/>
+    <w:lsdException w:name="Colorful Grid Accent 4" w:uiPriority="73"/>
+    <w:lsdException w:name="Light Shading Accent 5" w:uiPriority="60"/>
+    <w:lsdException w:name="Light List Accent 5" w:uiPriority="61"/>
+    <w:lsdException w:name="Light Grid Accent 5" w:uiPriority="62"/>
+    <w:lsdException w:name="Medium Shading 1 Accent 5" w:uiPriority="63"/>
+    <w:lsdException w:name="Medium Shading 2 Accent 5" w:uiPriority="64"/>
+    <w:lsdException w:name="Medium List 1 Accent 5" w:uiPriority="65"/>
+    <w:lsdException w:name="Medium List 2 Accent 5" w:uiPriority="66"/>
+    <w:lsdException w:name="Medium Grid 1 Accent 5" w:uiPriority="67"/>
+    <w:lsdException w:name="Medium Grid 2 Accent 5" w:uiPriority="68"/>
+    <w:lsdException w:name="Medium Grid 3 Accent 5" w:uiPriority="69"/>
+    <w:lsdException w:name="Dark List Accent 5" w:uiPriority="70"/>
+    <w:lsdException w:name="Colorful Shading Accent 5" w:uiPriority="71"/>
+    <w:lsdException w:name="Colorful List Accent 5" w:uiPriority="72"/>
+    <w:lsdException w:name="Colorful Grid Accent 5" w:uiPriority="73"/>
+    <w:lsdException w:name="Light Shading Accent 6" w:uiPriority="60"/>
+    <w:lsdException w:name="Light List Accent 6" w:uiPriority="61"/>
+    <w:lsdException w:name="Light Grid Accent 6" w:uiPriority="62"/>
+    <w:lsdException w:name="Medium Shading 1 Accent 6" w:uiPriority="63"/>
+    <w:lsdException w:name="Medium Shading 2 Accent 6" w:uiPriority="64"/>
+    <w:lsdException w:name="Medium List 1 Accent 6" w:uiPriority="65"/>
+    <w:lsdException w:name="Medium List 2 Accent 6" w:uiPriority="66"/>
+    <w:lsdException w:name="Medium Grid 1 Accent 6" w:uiPriority="67"/>
+    <w:lsdException w:name="Medium Grid 2 Accent 6" w:uiPriority="68"/>
+    <w:lsdException w:name="Medium Grid 3 Accent 6" w:uiPriority="69"/>
+    <w:lsdException w:name="Dark List Accent 6" w:uiPriority="70"/>
+    <w:lsdException w:name="Colorful Shading Accent 6" w:uiPriority="71"/>
+    <w:lsdException w:name="Colorful List Accent 6" w:uiPriority="72"/>
+    <w:lsdException w:name="Colorful Grid Accent 6" w:uiPriority="73"/>
+    <w:lsdException w:name="Subtle Emphasis" w:uiPriority="19" w:qFormat="1"/>
+    <w:lsdException w:name="Intense Emphasis" w:uiPriority="21" w:qFormat="1"/>
+    <w:lsdException w:name="Subtle Reference" w:uiPriority="31" w:qFormat="1"/>
+    <w:lsdException w:name="Intense Reference" w:uiPriority="32" w:qFormat="1"/>
+    <w:lsdException w:name="Book Title" w:uiPriority="33" w:qFormat="1"/>
+    <w:lsdException w:name="Bibliography" w:semiHidden="1" w:uiPriority="37" w:unhideWhenUsed="1"/>
+    <w:lsdException w:name="TOC Heading" w:semiHidden="1" w:uiPriority="39" w:unhideWhenUsed="1" w:qFormat="1"/>
+    <w:lsdException w:name="Plain Table 1" w:uiPriority="41"/>
+    <w:lsdException w:name="Plain Table 2" w:uiPriority="42"/>
+    <w:lsdException w:name="Plain Table 3" w:uiPriority="43"/>
+    <w:lsdException w:name="Plain Table 4" w:uiPriority="44"/>
+    <w:lsdException w:name="Plain Table 5" w:uiPriority="45"/>
+    <w:lsdException w:name="Grid Table Light" w:uiPriority="40"/>
+    <w:lsdException w:name="Grid Table 1 Light" w:uiPriority="46"/>
+    <w:lsdException w:name="Grid Table 2" w:uiPriority="47"/>
+    <w:lsdException w:name="Grid Table 3" w:uiPriority="48"/>
+    <w:lsdException w:name="Grid Table 4" w:uiPriority="49"/>
+    <w:lsdException w:name="Grid Table 5 Dark" w:uiPriority="50"/>
+    <w:lsdException w:name="Grid Table 6 Colorful" w:uiPriority="51"/>
+    <w:lsdException w:name="Grid Table 7 Colorful" w:uiPriority="52"/>
+    <w:lsdException w:name="Grid Table 1 Light Accent 1" w:uiPriority="46"/>
+    <w:lsdException w:name="Grid Table 2 Accent 1" w:uiPriority="47"/>
+    <w:lsdException w:name="Grid Table 3 Accent 1" w:uiPriority="48"/>
+    <w:lsdException w:name="Grid Table 4 Accent 1" w:uiPriority="49"/>
+    <w:lsdException w:name="Grid Table 5 Dark Accent 1" w:uiPriority="50"/>
+    <w:lsdException w:name="Grid Table 6 Colorful Accent 1" w:uiPriority="51"/>
+    <w:lsdException w:name="Grid Table 7 Colorful Accent 1" w:uiPriority="52"/>
+    <w:lsdException w:name="Grid Table 1 Light Accent 2" w:uiPriority="46"/>
+    <w:lsdException w:name="Grid Table 2 Accent 2" w:uiPriority="47"/>
+    <w:lsdException w:name="Grid Table 3 Accent 2" w:uiPriority="48"/>
+    <w:lsdException w:name="Grid Table 4 Accent 2" w:uiPriority="49"/>
+    <w:lsdException w:name="Grid Table 5 Dark Accent 2" w:uiPriority="50"/>
+    <w:lsdException w:name="Grid Table 6 Colorful Accent 2" w:uiPriority="51"/>
+    <w:lsdException w:name="Grid Table 7 Colorful Accent 2" w:uiPriority="52"/>
+    <w:lsdException w:name="Grid Table 1 Light Accent 3" w:uiPriority="46"/>
+    <w:lsdException w:name="Grid Table 2 Accent 3" w:uiPriority="47"/>
+    <w:lsdException w:name="Grid Table 3 Accent 3" w:uiPriority="48"/>
+    <w:lsdException w:name="Grid Table 4 Accent 3" w:uiPriority="49"/>
+    <w:lsdException w:name="Grid Table 5 Dark Accent 3" w:uiPriority="50"/>
+    <w:lsdException w:name="Grid Table 6 Colorful Accent 3" w:uiPriority="51"/>
+    <w:lsdException w:name="Grid Table 7 Colorful Accent 3" w:uiPriority="52"/>
+    <w:lsdException w:name="Grid Table 1 Light Accent 4" w:uiPriority="46"/>
+    <w:lsdException w:name="Grid Table 2 Accent 4" w:uiPriority="47"/>
+    <w:lsdException w:name="Grid Table 3 Accent 4" w:uiPriority="48"/>
+    <w:lsdException w:name="Grid Table 4 Accent 4" w:uiPriority="49"/>
+    <w:lsdException w:name="Grid Table 5 Dark Accent 4" w:uiPriority="50"/>
+    <w:lsdException w:name="Grid Table 6 Colorful Accent 4" w:uiPriority="51"/>
+    <w:lsdException w:name="Grid Table 7 Colorful Accent 4" w:uiPriority="52"/>
+    <w:lsdException w:name="Grid Table 1 Light Accent 5" w:uiPriority="46"/>
+    <w:lsdException w:name="Grid Table 2 Accent 5" w:uiPriority="47"/>
+    <w:lsdException w:name="Grid Table 3 Accent 5" w:uiPriority="48"/>
+    <w:lsdException w:name="Grid Table 4 Accent 5" w:uiPriority="49"/>
+    <w:lsdException w:name="Grid Table 5 Dark Accent 5" w:uiPriority="50"/>
+    <w:lsdException w:name="Grid Table 6 Colorful Accent 5" w:uiPriority="51"/>
+    <w:lsdException w:name="Grid Table 7 Colorful Accent 5" w:uiPriority="52"/>
+    <w:lsdException w:name="Grid Table 1 Light Accent 6" w:uiPriority="46"/>
+    <w:lsdException w:name="Grid Table 2 Accent 6" w:uiPriority="47"/>
+    <w:lsdException w:name="Grid Table 3 Accent 6" w:uiPriority="48"/>
+    <w:lsdException w:name="Grid Table 4 Accent 6" w:uiPriority="49"/>
+    <w:lsdException w:name="Grid Table 5 Dark Accent 6" w:uiPriority="50"/>
+    <w:lsdException w:name="Grid Table 6 Colorful Accent 6" w:uiPriority="51"/>
+    <w:lsdException w:name="Grid Table 7 Colorful Accent 6" w:uiPriority="52"/>
+    <w:lsdException w:name="List Table 1 Light" w:uiPriority="46"/>
+    <w:lsdException w:name="List Table 2" w:uiPriority="47"/>
+    <w:lsdException w:name="List Table 3" w:uiPriority="48"/>
+    <w:lsdException w:name="List Table 4" w:uiPriority="49"/>
+    <w:lsdException w:name="List Table 5 Dark" w:uiPriority="50"/>
+    <w:lsdException w:name="List Table 6 Colorful" w:uiPriority="51"/>
+    <w:lsdException w:name="List Table 7 Colorful" w:uiPriority="52"/>
+    <w:lsdException w:name="List Table 1 Light Accent 1" w:uiPriority="46"/>
+    <w:lsdException w:name="List Table 2 Accent 1" w:uiPriority="47"/>
+    <w:lsdException w:name="List Table 3 Accent 1" w:uiPriority="48"/>
+    <w:lsdException w:name="List Table 4 Accent 1" w:uiPriority="49"/>
+    <w:lsdException w:name="List Table 5 Dark Accent 1" w:uiPriority="50"/>
+    <w:lsdException w:name="List Table 6 Colorful Accent 1" w:uiPriority="51"/>
+    <w:lsdException w:name="List Table 7 Colorful Accent 1" w:uiPriority="52"/>
+    <w:lsdException w:name="List Table 1 Light Accent 2" w:uiPriority="46"/>
+    <w:lsdException w:name="List Table 2 Accent 2" w:uiPriority="47"/>
+    <w:lsdException w:name="List Table 3 Accent 2" w:uiPriority="48"/>
+    <w:lsdException w:name="List Table 4 Accent 2" w:uiPriority="49"/>
+    <w:lsdException w:name="List Table 5 Dark Accent 2" w:uiPriority="50"/>
+    <w:lsdException w:name="List Table 6 Colorful Accent 2" w:uiPriority="51"/>
+    <w:lsdException w:name="List Table 7 Colorful Accent 2" w:uiPriority="52"/>
+    <w:lsdException w:name="List Table 1 Light Accent 3" w:uiPriority="46"/>
+    <w:lsdException w:name="List Table 2 Accent 3" w:uiPriority="47"/>
+    <w:lsdException w:name="List Table 3 Accent 3" w:uiPriority="48"/>
+    <w:lsdException w:name="List Table 4 Accent 3" w:uiPriority="49"/>
+    <w:lsdException w:name="List Table 5 Dark Accent 3" w:uiPriority="50"/>
+    <w:lsdException w:name="List Table 6 Colorful Accent 3" w:uiPriority="51"/>
+    <w:lsdException w:name="List Table 7 Colorful Accent 3" w:uiPriority="52"/>
+    <w:lsdException w:name="List Table 1 Light Accent 4" w:uiPriority="46"/>
+    <w:lsdException w:name="List Table 2 Accent 4" w:uiPriority="47"/>
+    <w:lsdException w:name="List Table 3 Accent 4" w:uiPriority="48"/>
+    <w:lsdException w:name="List Table 4 Accent 4" w:uiPriority="49"/>
+    <w:lsdException w:name="List Table 5 Dark Accent 4" w:uiPriority="50"/>
+    <w:lsdException w:name="List Table 6 Colorful Accent 4" w:uiPriority="51"/>
+    <w:lsdException w:name="List Table 7 Colorful Accent 4" w:uiPriority="52"/>
+    <w:lsdException w:name="List Table 1 Light Accent 5" w:uiPriority="46"/>
+    <w:lsdException w:name="List Table 2 Accent 5" w:uiPriority="47"/>
+    <w:lsdException w:name="List Table 3 Accent 5" w:uiPriority="48"/>
+    <w:lsdException w:name="List Table 4 Accent 5" w:uiPriority="49"/>
+    <w:lsdException w:name="List Table 5 Dark Accent 5" w:uiPriority="50"/>
+    <w:lsdException w:name="List Table 6 Colorful Accent 5" w:uiPriority="51"/>
+    <w:lsdException w:name="List Table 7 Colorful Accent 5" w:uiPriority="52"/>
+    <w:lsdException w:name="List Table 1 Light Accent 6" w:uiPriority="46"/>
+    <w:lsdException w:name="List Table 2 Accent 6" w:uiPriority="47"/>
+    <w:lsdException w:name="List Table 3 Accent 6" w:uiPriority="48"/>
+    <w:lsdException w:name="List Table 4 Accent 6" w:uiPriority="49"/>
+    <w:lsdException w:name="List Table 5 Dark Accent 6" w:uiPriority="50"/>
+    <w:lsdException w:name="List Table 6 Colorful Accent 6" w:uiPriority="51"/>
+    <w:lsdException w:name="List Table 7 Colorful Accent 6" w:uiPriority="52"/>
+    <w:lsdException w:name="Mention" w:semiHidden="1" w:unhideWhenUsed="1"/>
+    <w:lsdException w:name="Smart Hyperlink" w:semiHidden="1" w:unhideWhenUsed="1"/>
+    <w:lsdException w:name="Hashtag" w:semiHidden="1" w:unhideWhenUsed="1"/>
+    <w:lsdException w:name="Unresolved Mention" w:semiHidden="1" w:unhideWhenUsed="1"/>
+    <w:lsdException w:name="Smart Link" w:semiHidden="1" w:unhideWhenUsed="1"/>
   </w:latentStyles>
   <w:style w:type="paragraph" w:default="1" w:styleId="Normal">
     <w:name w:val="Normal"/>
@@ -5034,6 +5572,7 @@
   <w:style w:type="character" w:default="1" w:styleId="DefaultParagraphFont">
     <w:name w:val="Default Paragraph Font"/>
     <w:uiPriority w:val="1"/>
+    <w:semiHidden/>
     <w:unhideWhenUsed/>
   </w:style>
   <w:style w:type="table" w:default="1" w:styleId="TableNormal">
@@ -5041,7 +5580,6 @@
     <w:uiPriority w:val="99"/>
     <w:semiHidden/>
     <w:unhideWhenUsed/>
-    <w:qFormat/>
     <w:tblPr>
       <w:tblInd w:w="0" w:type="dxa"/>
       <w:tblCellMar>
@@ -5114,7 +5652,6 @@
       <w:spacing w:after="0" w:line="240" w:lineRule="auto"/>
     </w:pPr>
     <w:tblPr>
-      <w:tblInd w:w="0" w:type="dxa"/>
       <w:tblBorders>
         <w:top w:val="single" w:sz="4" w:space="0" w:color="auto"/>
         <w:left w:val="single" w:sz="4" w:space="0" w:color="auto"/>
@@ -5123,12 +5660,6 @@
         <w:insideH w:val="single" w:sz="4" w:space="0" w:color="auto"/>
         <w:insideV w:val="single" w:sz="4" w:space="0" w:color="auto"/>
       </w:tblBorders>
-      <w:tblCellMar>
-        <w:top w:w="0" w:type="dxa"/>
-        <w:left w:w="108" w:type="dxa"/>
-        <w:bottom w:w="0" w:type="dxa"/>
-        <w:right w:w="108" w:type="dxa"/>
-      </w:tblCellMar>
     </w:tblPr>
   </w:style>
   <w:style w:type="paragraph" w:styleId="BalloonText">
